--- a/data/outputs/v2/Maths/SS2.1_Similarity_and_Enlargement/Mathematics_Similarity_and_Enlargement_SummaryTable.docx
+++ b/data/outputs/v2/Maths/SS2.1_Similarity_and_Enlargement/Mathematics_Similarity_and_Enlargement_SummaryTable.docx
@@ -38,6 +38,177 @@
           <w:szCs w:val="22"/>
         </w:rPr>
         <w:t xml:space="preserve">Sub-Strand 2.1: Similarity and Enlargement — Teacher Reference (Pre-filled)</w:t>
+      </w:r>
+    </w:p>
+    <w:p>
+      <w:pPr>
+        <w:spacing w:after="80" w:before="120"/>
+      </w:pPr>
+      <w:r>
+        <w:rPr>
+          <w:rFonts w:ascii="Arial" w:cs="Arial" w:eastAsia="Arial" w:hAnsi="Arial"/>
+          <w:b/>
+          <w:bCs/>
+          <w:color w:val="1F3864"/>
+          <w:sz w:val="20"/>
+          <w:szCs w:val="20"/>
+        </w:rPr>
+        <w:t xml:space="preserve">ATTRIBUTION AND LICENSING</w:t>
+      </w:r>
+    </w:p>
+    <w:p>
+      <w:pPr>
+        <w:spacing w:after="60" w:before="0"/>
+      </w:pPr>
+      <w:r>
+        <w:rPr>
+          <w:rFonts w:ascii="Arial" w:cs="Arial" w:eastAsia="Arial" w:hAnsi="Arial"/>
+          <w:b/>
+          <w:bCs/>
+          <w:sz w:val="17"/>
+          <w:szCs w:val="17"/>
+        </w:rPr>
+        <w:t xml:space="preserve">Curriculum Alignment: </w:t>
+      </w:r>
+      <w:r>
+        <w:rPr>
+          <w:rFonts w:ascii="Arial" w:cs="Arial" w:eastAsia="Arial" w:hAnsi="Arial"/>
+          <w:sz w:val="17"/>
+          <w:szCs w:val="17"/>
+        </w:rPr>
+        <w:t xml:space="preserve">Structured in pedagogical alignment with the competence-based curriculum format and learning outcomes established by the Kenya Institute of Curriculum Development (KICD). This material is independently developed and is not officially endorsed or published by KICD.</w:t>
+      </w:r>
+    </w:p>
+    <w:p>
+      <w:pPr>
+        <w:spacing w:after="60" w:before="0"/>
+      </w:pPr>
+      <w:r>
+        <w:rPr>
+          <w:rFonts w:ascii="Arial" w:cs="Arial" w:eastAsia="Arial" w:hAnsi="Arial"/>
+          <w:b/>
+          <w:bCs/>
+          <w:sz w:val="17"/>
+          <w:szCs w:val="17"/>
+        </w:rPr>
+        <w:t xml:space="preserve">Content &amp; Pedagogy: </w:t>
+      </w:r>
+      <w:r>
+        <w:rPr>
+          <w:rFonts w:ascii="Arial" w:cs="Arial" w:eastAsia="Arial" w:hAnsi="Arial"/>
+          <w:sz w:val="17"/>
+          <w:szCs w:val="17"/>
+        </w:rPr>
+        <w:t xml:space="preserve">Developed and adapted by the educator team at SeaVuria (registered 501(c)(3) in the United States and registered NGO in Kenya, No. 872-850A-BF11), who designed the pedagogical framework, lesson templates and exemplar lessons on which this material is based.</w:t>
+      </w:r>
+    </w:p>
+    <w:p>
+      <w:pPr>
+        <w:spacing w:after="60" w:before="0"/>
+      </w:pPr>
+      <w:r>
+        <w:rPr>
+          <w:rFonts w:ascii="Arial" w:cs="Arial" w:eastAsia="Arial" w:hAnsi="Arial"/>
+          <w:b/>
+          <w:bCs/>
+          <w:sz w:val="17"/>
+          <w:szCs w:val="17"/>
+        </w:rPr>
+        <w:t xml:space="preserve">Production &amp; Layout: </w:t>
+      </w:r>
+      <w:r>
+        <w:rPr>
+          <w:rFonts w:ascii="Arial" w:cs="Arial" w:eastAsia="Arial" w:hAnsi="Arial"/>
+          <w:sz w:val="17"/>
+          <w:szCs w:val="17"/>
+        </w:rPr>
+        <w:t xml:space="preserve">Educational design and curriculum sequencing by SeaVuria. Technical layout, structural formatting, and digital optimization/implementation executed in partnership with ARES Education (registered 501(c)(3) in the United States and Canada (as Afretech Aid) and registered NGO in Kenya), with lesson drafting and compilation assisted by AI (Claude, Anthropic).</w:t>
+      </w:r>
+    </w:p>
+    <w:p>
+      <w:pPr>
+        <w:pBdr>
+          <w:bottom w:val="single" w:color="1F3864" w:sz="6" w:space="6"/>
+        </w:pBdr>
+        <w:spacing w:after="60" w:before="0"/>
+      </w:pPr>
+      <w:r>
+        <w:rPr>
+          <w:rFonts w:ascii="Arial" w:cs="Arial" w:eastAsia="Arial" w:hAnsi="Arial"/>
+          <w:b/>
+          <w:bCs/>
+          <w:sz w:val="17"/>
+          <w:szCs w:val="17"/>
+        </w:rPr>
+        <w:t xml:space="preserve">Licensing &amp; Copyright: </w:t>
+      </w:r>
+      <w:r>
+        <w:rPr>
+          <w:rFonts w:ascii="Arial" w:cs="Arial" w:eastAsia="Arial" w:hAnsi="Arial"/>
+          <w:sz w:val="17"/>
+          <w:szCs w:val="17"/>
+        </w:rPr>
+        <w:t xml:space="preserve">© 2026 SeaVuria and ARES. This work is licensed under a </w:t>
+      </w:r>
+      <w:hyperlink w:history="1" r:id="rIdv7ua7wusahdsiwdfkjpgy">
+        <w:r>
+          <w:rPr>
+            <w:rFonts w:ascii="Arial" w:cs="Arial" w:eastAsia="Arial" w:hAnsi="Arial"/>
+            <w:color w:val="1F6B75"/>
+            <w:sz w:val="17"/>
+            <w:szCs w:val="17"/>
+            <w:u w:val="single" w:color="1F6B75"/>
+          </w:rPr>
+          <w:t xml:space="preserve">Creative Commons Attribution-NonCommercial 4.0 International License</w:t>
+        </w:r>
+      </w:hyperlink>
+      <w:r>
+        <w:rPr>
+          <w:rFonts w:ascii="Arial" w:cs="Arial" w:eastAsia="Arial" w:hAnsi="Arial"/>
+          <w:sz w:val="17"/>
+          <w:szCs w:val="17"/>
+        </w:rPr>
+        <w:t xml:space="preserve"> (</w:t>
+      </w:r>
+      <w:hyperlink w:history="1" r:id="rIdbq3ne20-lgerum3pu5sx_">
+        <w:r>
+          <w:rPr>
+            <w:rFonts w:ascii="Arial" w:cs="Arial" w:eastAsia="Arial" w:hAnsi="Arial"/>
+            <w:color w:val="1F6B75"/>
+            <w:sz w:val="17"/>
+            <w:szCs w:val="17"/>
+            <w:u w:val="single" w:color="1F6B75"/>
+          </w:rPr>
+          <w:t xml:space="preserve">CC BY-NC 4.0</w:t>
+        </w:r>
+      </w:hyperlink>
+      <w:r>
+        <w:rPr>
+          <w:rFonts w:ascii="Arial" w:cs="Arial" w:eastAsia="Arial" w:hAnsi="Arial"/>
+          <w:sz w:val="17"/>
+          <w:szCs w:val="17"/>
+        </w:rPr>
+        <w:t xml:space="preserve">). To view a copy of this license, visit </w:t>
+      </w:r>
+      <w:hyperlink w:history="1" r:id="rId-8dspq9x50p0rv_ehh1oe">
+        <w:r>
+          <w:rPr>
+            <w:rFonts w:ascii="Arial" w:cs="Arial" w:eastAsia="Arial" w:hAnsi="Arial"/>
+            <w:color w:val="1F6B75"/>
+            <w:sz w:val="17"/>
+            <w:szCs w:val="17"/>
+            <w:u w:val="single" w:color="1F6B75"/>
+          </w:rPr>
+          <w:t xml:space="preserve">https://creativecommons.org/licenses/by-nc/4.0/</w:t>
+        </w:r>
+      </w:hyperlink>
+      <w:r>
+        <w:rPr>
+          <w:rFonts w:ascii="Arial" w:cs="Arial" w:eastAsia="Arial" w:hAnsi="Arial"/>
+          <w:sz w:val="17"/>
+          <w:szCs w:val="17"/>
+        </w:rPr>
+        <w:t xml:space="preserve">. You are free to copy, redistribute, and adapt this material in any medium or format, provided appropriate credit is given and the material is not used for commercial purposes. KICD learning outcomes and curriculum designations reproduced here for alignment purposes remain the property of KICD and are not covered by this license. Linked external resources (e.g. CK-12, Khan Academy, PhET) are subject to their own licenses.</w:t>
       </w:r>
     </w:p>
     <w:p>

--- a/data/outputs/v2/Maths/SS2.1_Similarity_and_Enlargement/Mathematics_Similarity_and_Enlargement_SummaryTable.docx
+++ b/data/outputs/v2/Maths/SS2.1_Similarity_and_Enlargement/Mathematics_Similarity_and_Enlargement_SummaryTable.docx
@@ -532,7 +532,7 @@
                 <w:sz w:val="18"/>
                 <w:szCs w:val="18"/>
               </w:rPr>
-              <w:t xml:space="preserve">The Anchoring Phenomenon — What Happens When We Resize a Passport Photo?</w:t>
+              <w:t xml:space="preserve">The Passport Photo Puzzle: Launching the Phenomenon</w:t>
             </w:r>
           </w:p>
         </w:tc>
@@ -564,7 +564,7 @@
                 <w:sz w:val="18"/>
                 <w:szCs w:val="18"/>
               </w:rPr>
-              <w:t xml:space="preserve">Students examined two passport photos side by side — a standard 35 mm × 45 mm Kenyan passport photo and an enlarged version — and noticed that the face looks identical in shape but clearly larger. Teacher should prompt with: 'What do you notice? What do you wonder?' and record all responses on the Driving Question Board (DQB). Students should observe that the outline, proportions, and facial features appear unchanged even though the overall photo is bigger. Pedagogical note: Do NOT rush to explain at this stage — the goal is to surface prior knowledge and generate genuine curiosity. Expect misconceptions such as 'the photo is stretched' or 'one side grows more than the other'; log these for later correction.</w:t>
+              <w:t xml:space="preserve">Two passport photos of the same image: one measuring 35 mm x 45 mm and one measuring 105 mm x 135 mm. Both show the same face with the same proportions. A third distorted photo (width tripled, height unchanged) in which the face looks squashed and unnatural.</w:t>
             </w:r>
           </w:p>
         </w:tc>
@@ -596,7 +596,7 @@
                 <w:sz w:val="18"/>
                 <w:szCs w:val="18"/>
               </w:rPr>
-              <w:t xml:space="preserve">Students learned that resizing a passport photo produces a figure that looks the same but is a different size — and that this is not accidental. They were introduced to the term 'enlargement' and began to ask: what rule governs this process? The class co-constructed an initial driving question and populated the first DQB entries. Teacher note: Ensure every student contributes at least one question or observation to the DQB; this builds ownership of the inquiry.</w:t>
+              <w:t xml:space="preserve">When we divided the large photo measurements by the small photo measurements, we got the same number (3) for both width and height. The shape of the face is preserved only when both dimensions are scaled by the same number. The number that connects the two sizes is called the Linear Scale Factor.</w:t>
             </w:r>
           </w:p>
         </w:tc>
@@ -628,7 +628,7 @@
                 <w:sz w:val="18"/>
                 <w:szCs w:val="18"/>
               </w:rPr>
-              <w:t xml:space="preserve">The teacher introduced the anchoring phenomenon: a Nairobi photographer uses software to print passport photos at different sizes — 35 mm × 45 mm for a standard application and 70 mm × 90 mm for a visa booklet. Both photos show the same face with no distortion. The teacher explained that over the next 12 lessons, the class will uncover the precise mathematical rules that make this possible. Teacher should connect this to real-life relevance: Kenyan students applying for the KCSE certificate, national ID, or passport all encounter standardised photo sizes.</w:t>
+              <w:t xml:space="preserve">We cannot yet fully explain why multiplying by the same number preserves shape, or what happens to the area or volume when we scale. These questions are recorded on the Driving Question Board and will be answered in the lessons that follow.</w:t>
             </w:r>
           </w:p>
         </w:tc>
@@ -713,7 +713,7 @@
                 <w:sz w:val="18"/>
                 <w:szCs w:val="18"/>
               </w:rPr>
-              <w:t xml:space="preserve">Students measured corresponding lengths on the small (35 mm × 45 mm) and large (105 mm × 135 mm) passport photos — width, height, ear-to-ear distance, eye-to-chin distance — and recorded each pair in a table. They then calculated the ratio (large ÷ small) for each pair. Teacher should circulate and ensure students are measuring at least four corresponding lengths. Cold-call at least three groups to share their ratio values. Allow 2 minutes wait time before cold-calling. Pedagogical note: Expect slight variation due to measurement error; use this as a teachable moment about precision and rounding.</w:t>
+              <w:t xml:space="preserve">Students measured five pairs of corresponding lengths on two passport photo prints (35 mm × 45 mm and 105 mm × 135 mm) and computed the ratio of each pair.</w:t>
             </w:r>
           </w:p>
         </w:tc>
@@ -745,7 +745,7 @@
                 <w:sz w:val="18"/>
                 <w:szCs w:val="18"/>
               </w:rPr>
-              <w:t xml:space="preserve">Every pair of corresponding lengths produced the same ratio: 3. Students learned that this constant is called the Linear Scale Factor (LSF) and is calculated as LSF = image length ÷ object length. An LSF &gt; 1 indicates enlargement; LSF &lt; 1 indicates reduction. Teacher note: Emphasise that the LSF applies to EVERY corresponding length simultaneously — this is the mathematical reason why shape is preserved.</w:t>
+              <w:t xml:space="preserve">Every pair of corresponding lengths shares the same ratio — the Linear Scale Factor (LSF = 3) — meaning the photographer's software multiplied every length by exactly 3, which is why the shape is perfectly preserved even though the size tripled.</w:t>
             </w:r>
           </w:p>
         </w:tc>
@@ -777,7 +777,7 @@
                 <w:sz w:val="18"/>
                 <w:szCs w:val="18"/>
               </w:rPr>
-              <w:t xml:space="preserve">The teacher formalised the observed pattern: the photographer's software multiplied every single length in the original photo by the same number (3), producing the enlarged image. This is the definition of the Linear Scale Factor. Teacher should write on the board: LSF = Image Length / Object Length, and demonstrate with at least two worked examples using the passport photo measurements collected by students. Connect back to DQB: 'Which of our earlier questions does this answer?' Update the DQB together.</w:t>
+              <w:t xml:space="preserve">The LSF is calculated as LSF = (length in enlarged figure) ÷ (corresponding length in original figure). When the same LSF applies to ALL corresponding lengths, the shape is preserved and the two figures are mathematically similar.</w:t>
             </w:r>
           </w:p>
         </w:tc>
@@ -862,7 +862,7 @@
                 <w:sz w:val="18"/>
                 <w:szCs w:val="18"/>
               </w:rPr>
-              <w:t xml:space="preserve">Students were given two pairs of polygons (one pair of quadrilaterals, one pair of triangles drawn on grid paper with Kenyan-themed labels — e.g., a plot of land in Kisumu and its scaled map version). They measured all interior angles with a protractor and calculated the ratio of each pair of corresponding sides. Teacher should ask: 'What pattern do you see in the angles? What pattern do you see in the ratios?' Allow 3 minutes for group discussion before cold-calling four students.</w:t>
+              <w:t xml:space="preserve">Learners measured corresponding angles (using protractors) and corresponding side lengths (using rulers) in three pairs of rectangles based on Nairobi passport photo dimensions and two pairs of triangles. They computed ratios of corresponding sides as decimals to 2 d.p. and recorded all findings in a structured Evidence Table. They conducted a Gallery Walk to compare group data using a dot-voting system.</w:t>
             </w:r>
           </w:p>
         </w:tc>
@@ -894,7 +894,7 @@
                 <w:sz w:val="18"/>
                 <w:szCs w:val="18"/>
               </w:rPr>
-              <w:t xml:space="preserve">Students learned the two-part definition of similar figures: (1) all corresponding angles are equal, AND (2) all ratios of corresponding sides are equal (this constant ratio is the LSF). Both conditions must hold simultaneously. Teacher note: A common misconception is that equal angles alone are sufficient — use a rectangle vs. a square counterexample to show this is not the case.</w:t>
+              <w:t xml:space="preserve">Two figures are similar if and only if: (1) all corresponding angles are equal, AND (2) all ratios of corresponding sides are equal (this constant ratio is the Linear Scale Factor). Changing only one dimension — as in the distorted Pair C rectangle — destroys similarity because the side ratios become unequal, even though the angles may remain equal in a rectangle. Similarity is a multiplicative relationship, not an additive one.</w:t>
             </w:r>
           </w:p>
         </w:tc>
@@ -926,7 +926,7 @@
                 <w:sz w:val="18"/>
                 <w:szCs w:val="18"/>
               </w:rPr>
-              <w:t xml:space="preserve">The teacher connected the two properties back to the passport photo: the camera lens preserves all angles (no distortion of facial features) while multiplying all lengths by the LSF. Teacher should state formally: 'Two figures are similar (~) if and only if corresponding angles are equal AND corresponding sides are in the same ratio.' Write the similarity statement using correct notation (e.g., △ABC ~ △DEF) and explain what the ordering of vertices communicates about corresponding pairs.</w:t>
+              <w:t xml:space="preserve">Learners explained their Evidence Table findings to peers during the Gallery Walk and to the whole class during the Explain phase, justifying 'similar' or 'not similar' verdicts using specific ratio values. They applied the Similarity Checklist to three new Kenya-relevant contexts (road-sign triangles, a cooking pot, and a WhatsApp profile photo crop), wrote 2-sentence justifications using ratio language, and revised their cumulative similarity model diagrams to show both conditions with annotated measurements.</w:t>
             </w:r>
           </w:p>
         </w:tc>
@@ -1011,7 +1011,7 @@
                 <w:sz w:val="18"/>
                 <w:szCs w:val="18"/>
               </w:rPr>
-              <w:t xml:space="preserve">Learners worked with two more figure pairs — a pair of pentagons (representing two sizes of a Maasai beadwork pattern) and a pair of right-angled triangles. For each pair they: (1) measured all interior angles, (2) measured all side lengths, and (3) computed each ratio of corresponding sides. Teacher should require students to record findings in a structured two-column table (Object | Image) before drawing conclusions. Circulate and check at least five tables for accuracy.</w:t>
+              <w:t xml:space="preserve">Learners measured corresponding sides and angles of two pairs of polygon cut-outs (a rectangle pair from a Kenyan newspaper advertisement and a triangle pair from a Kenyan road-map extract). They recorded all measurements in a structured table and computed the ratio of each pair of corresponding sides.</w:t>
             </w:r>
           </w:p>
         </w:tc>
@@ -1043,7 +1043,7 @@
                 <w:sz w:val="18"/>
                 <w:szCs w:val="18"/>
               </w:rPr>
-              <w:t xml:space="preserve">Students confirmed and consolidated: in both figure pairs, (1) all corresponding angles were equal, and (2) all ratios of corresponding sides were equal and constant. Students also practised writing correct similarity statements with proper vertex correspondence. Teacher note: Stress that the ORDER of vertices in the similarity statement is not arbitrary — it encodes which angles and sides correspond.</w:t>
+              <w:t xml:space="preserve">Learners discovered that in both figure pairs: (1) all corresponding angles were equal, and (2) all ratios of corresponding sides were equal (constant), equalling the linear scale factor. They formalised these two findings as the definition of similar figures and applied the definition to classify new figure pairs as similar or non-similar.</w:t>
             </w:r>
           </w:p>
         </w:tc>
@@ -1075,7 +1075,7 @@
                 <w:sz w:val="18"/>
                 <w:szCs w:val="18"/>
               </w:rPr>
-              <w:t xml:space="preserve">The teacher used findings from both figure pairs to reinforce the formal definition of similarity and to distinguish similarity from congruence (congruence is similarity with LSF = 1). Teacher should pose the diagnostic question: 'Could two figures have equal corresponding angles but NOT be similar?' Guide students to discover that for triangles, equal angles are sufficient (AA similarity), but for quadrilaterals and above, both conditions must be verified. Update DQB accordingly.</w:t>
+              <w:t xml:space="preserve">The two defining properties of similarity — equal corresponding angles and constant ratios of corresponding sides — explain why the passport photo looks identical at two different sizes: the photographer's software applied one linear scale factor (3) to every length, preserving all angles and keeping all side ratios equal. When only width is scaled (distorted photo), the ratio condition is violated and the image loses its shape.</w:t>
             </w:r>
           </w:p>
         </w:tc>
@@ -1160,7 +1160,7 @@
                 <w:sz w:val="18"/>
                 <w:szCs w:val="18"/>
               </w:rPr>
-              <w:t xml:space="preserve">Students were given a set of cards showing similar figure pairs (including one passport-photo pair and two map-scale problems set in Kenya — e.g., a road between Nairobi and Nakuru shown at two map scales). For each card they identified the LSF, then used it to calculate one missing length. Teacher should use a card-sort structure: students first sort cards into 'enlargement' (LSF &gt; 1) and 'reduction' (LSF &lt; 1) piles before calculating. Allow 4 minutes for sorting; cold-call three students to justify their sorting decisions.</w:t>
+              <w:t xml:space="preserve">Learners observed that when corresponding lengths from multiple pairs of similar figures are divided, they consistently produce the same constant ratio — regardless of which pair of corresponding sides is chosen. This pattern held across rectangles (passport photos), triangles (rooftop trusses, pennants, road signs), and other polygons (tiles, kite frames, land plots).</w:t>
             </w:r>
           </w:p>
         </w:tc>
@@ -1192,7 +1192,7 @@
                 <w:sz w:val="18"/>
                 <w:szCs w:val="18"/>
               </w:rPr>
-              <w:t xml:space="preserve">Students formalised the LSF as the single constant ratio of any image length to its corresponding object length. They practised three calculation types: (a) given both lengths, find LSF; (b) given LSF and object length, find image length; (c) given LSF and image length, find object length. Teacher note: Type (c) is the most error-prone — students often multiply instead of dividing. Anticipate this and prepare a targeted mini-example.</w:t>
+              <w:t xml:space="preserve">Learners formalised this observed pattern as the Linear Scale Factor (LSF): the single constant ratio of any corresponding length in the image to the corresponding length in the original. They learned to calculate LSF, use it to find unknown lengths in similar figures, and verify similarity by checking consistency of LSF across multiple pairs of corresponding sides.</w:t>
             </w:r>
           </w:p>
         </w:tc>
@@ -1224,7 +1224,7 @@
                 <w:sz w:val="18"/>
                 <w:szCs w:val="18"/>
               </w:rPr>
-              <w:t xml:space="preserve">The teacher drew explicit connections between the LSF formula and proportional reasoning students have used since primary school. Show that image length = LSF × object length is a direct proportion relationship. Connect to the passport photo: 'The photographer doesn't measure every feature — the software applies one multiplier to everything. That multiplier is the LSF.' Teacher should also introduce the notation k for LSF and confirm that k = 3 for the driving question scenario.</w:t>
+              <w:t xml:space="preserve">Learners explained — using Claim–Evidence–Reasoning — why the photographer's software must apply the SAME LSF to BOTH the width and height of the passport photo. When only one dimension is scaled (the photographer's mistake), the two 'ratios' differ, the figure is no longer similar to the original, and the face appears distorted. The LSF = 3 connecting the 35×45 mm print to the 105×135 mm print is the mathematical rule that preserves shape while changing size.</w:t>
             </w:r>
           </w:p>
         </w:tc>
@@ -1309,7 +1309,7 @@
                 <w:sz w:val="18"/>
                 <w:szCs w:val="18"/>
               </w:rPr>
-              <w:t xml:space="preserve">Students completed a structured problem set of six problems of increasing difficulty, all set in Kenyan contexts: measuring a shamba (farm plot) near Kericho, scaling a diagram of the KICC building in Nairobi, and finding missing side lengths in similar triangles on a map of Lake Victoria's shoreline. Teacher should use a 'show-boards' protocol: each student writes their answer on a mini-whiteboard and holds it up simultaneously so the teacher can assess the whole class at a glance before revealing the correct answer.</w:t>
+              <w:t xml:space="preserve">Students revisited their own Lesson 2 measurement data (passport photo: 35 mm × 45 mm enlarged to 105 mm × 135 mm) and calculated width ratio, height ratio, and diagonal ratio, finding all three equal to 3. They observed a teacher think-aloud worked example of the Kimathi Street passport photo problem and a school badge problem from Nakuru, watching how a single pair of corresponding lengths unlocks all unknowns.</w:t>
             </w:r>
           </w:p>
         </w:tc>
@@ -1341,7 +1341,7 @@
                 <w:sz w:val="18"/>
                 <w:szCs w:val="18"/>
               </w:rPr>
-              <w:t xml:space="preserve">Students learned to fluently apply LSF = image length ÷ object length in all three calculation directions. They also learned to identify corresponding sides correctly before applying the formula — a prerequisite step that, if skipped, leads to errors. Teacher note: Require students to always write a correspondence statement (e.g., AB corresponds to PQ) before setting up any ratio.</w:t>
+              <w:t xml:space="preserve">Students learned that the constant ratio of any image length to its corresponding object length is called the Linear Scale Factor (LSF), calculated as LSF = image length ÷ object length. They learned that LSF &gt; 1 indicates enlargement, LSF &lt; 1 indicates reduction, and LSF = 1 indicates congruence. For the passport photo, LSF = 105 ÷ 35 = 3, meaning every length is multiplied by 3. They also learned that applying different LSFs to different dimensions (e.g., width × 3 but height × 2) destroys similarity and distorts the image.</w:t>
             </w:r>
           </w:p>
         </w:tc>
@@ -1373,7 +1373,7 @@
                 <w:sz w:val="18"/>
                 <w:szCs w:val="18"/>
               </w:rPr>
-              <w:t xml:space="preserve">The teacher modelled a full worked solution with explicit annotation of each step: (1) identify similar figures and write similarity statement; (2) identify the known corresponding pair; (3) calculate LSF; (4) apply LSF to find unknowns; (5) state answer with units. Emphasise that the LSF is dimensionless (it is a ratio of lengths, so units cancel). Connect back to the passport photo: the LSF of 3 means every length is tripled — but the ratio of any two lengths WITHIN the photo is unchanged.</w:t>
+              <w:t xml:space="preserve">Students explained, through DQB sentence completion and cumulative model annotation, that the photographer's software preserves the face perfectly because it multiplies every length — width, height, and all internal distances — by the same LSF (= 3). Because every length scales by the same factor, all ratios between lengths remain unchanged, all angles remain unchanged, and the shape is perfectly preserved. This is the mathematical rule that makes resizing without distortion possible.</w:t>
             </w:r>
           </w:p>
         </w:tc>
@@ -1458,7 +1458,7 @@
                 <w:sz w:val="18"/>
                 <w:szCs w:val="18"/>
               </w:rPr>
-              <w:t xml:space="preserve">Students drew a 1 × 1 square (object) and a 3 × 3 square (image, LSF = 3) on squared paper, then counted unit squares to find each area. They recorded: Object area = 1 u², Image area = 9 u², and computed the ratio of areas. Teacher should then ask students to repeat with a 2 × 4 rectangle (object) and its image under LSF = 3, again counting squares to find the area ratio. Ask: 'What do you predict the area ratio will be for any LSF = 3 enlargement?' Allow 2 minutes wait time before taking responses.</w:t>
+              <w:t xml:space="preserve">Learners measured the dimensions of the standard passport photo (35 mm × 45 mm) and the enlarged passport photo (105 mm × 135 mm), calculated the area of each, and computed the ratio of areas. They repeated this for a pair of similar Kenyan flag rectangles (LSF = 2). In both cases they recorded the ratio of areas in a structured ratio table.</w:t>
             </w:r>
           </w:p>
         </w:tc>
@@ -1490,7 +1490,7 @@
                 <w:sz w:val="18"/>
                 <w:szCs w:val="18"/>
               </w:rPr>
-              <w:t xml:space="preserve">Students derived that the ratio of the image area to the object area equals the SQUARE of the Linear Scale Factor: ASF = LSF² = 3² = 9. This means the enlarged passport photo requires nine times as much paper. Teacher note: The leap from LSF to ASF is conceptually significant — students must understand WHY it is squared (area is two-dimensional; both dimensions are multiplied by k, so area is multiplied by k × k). Use the grid diagram as the primary explanation, not just the formula.</w:t>
+              <w:t xml:space="preserve">Learners derived and confirmed that the Area Scale Factor (ASF) equals the square of the Linear Scale Factor (LSF): ASF = LSF². For the passport photos (LSF = 3), ASF = 9 — the enlarged photo uses 9 times more paper area, not 3 times. This relationship was proved algebraically: if sides scale by k, area scales by k² because Area = (ka)(kb) = k²(ab).</w:t>
             </w:r>
           </w:p>
         </w:tc>
@@ -1522,7 +1522,7 @@
                 <w:sz w:val="18"/>
                 <w:szCs w:val="18"/>
               </w:rPr>
-              <w:t xml:space="preserve">The teacher generalised: for any two similar figures with linear scale factor k, ASF = k². Teacher should derive this algebraically for a rectangle (Area = l × w → kl × kw = k²lw) and then confirm with the square and rectangle examples from the activity. Connect to the passport photo: the photographer printing a 3× enlarged photo uses 9× as much photographic paper — a practical implication for cost and material planning. Ask: 'What would ASF be if the photo were reduced to half size?' (LSF = ½, ASF = ¼).</w:t>
+              <w:t xml:space="preserve">Learners applied ASF = LSF² to two real-world problems: a maize farm plot in Kericho (LSF = 5, area = 3,000 m²) and a road sign near Nakuru (LSF = 4, area = 14,400 cm²). They updated their cumulative Similarity Models with area labels and the annotation ASF = LSF², and posted new DQB notes asking what happens to volume when a 3D object is enlarged — setting up the Volume Scale Factor investigation in Lesson 8.</w:t>
             </w:r>
           </w:p>
         </w:tc>
@@ -1607,7 +1607,7 @@
                 <w:sz w:val="18"/>
                 <w:szCs w:val="18"/>
               </w:rPr>
-              <w:t xml:space="preserve">Students were given the areas of the original and enlarged passport photos and several similar polygon pairs (triangles, trapezoids representing farm fields in the Rift Valley). They calculated ASF directly from areas and also from LSF², then verified both methods gave the same result. Teacher should require students to show BOTH calculation paths side by side in their exercise books. Cold-call four students to explain their reasoning, not just their answers — specifically ask: 'Why is the area ratio not equal to the length ratio?'</w:t>
+              <w:t xml:space="preserve">Learners drew similar rectangles (Kenyan farm plots) with LSF = 2, 3, and 4 on graph paper, counted grid squares to find areas, and recorded results in a class data table showing area ratios of 4, 9, and 16 respectively.</w:t>
             </w:r>
           </w:p>
         </w:tc>
@@ -1639,7 +1639,7 @@
                 <w:sz w:val="18"/>
                 <w:szCs w:val="18"/>
               </w:rPr>
-              <w:t xml:space="preserve">Students consolidated ASF = LSF² = k² through multiple problem types: (a) given LSF, find ASF; (b) given ASF, find LSF (requiring a square root); (c) given one area and LSF, find the other area. Teacher note: Type (b) is a new skill — finding LSF from ASF requires √(ASF). Prepare students to recognise when to take a square root versus when to square.</w:t>
+              <w:t xml:space="preserve">For any two similar figures with linear scale factor k, the Area Scale Factor is k² (ASF = LSF²). This means the enlarged passport photo (LSF = 3) has 3² = 9 times the area of the standard print, which is why it uses significantly more paper and costs more to produce.</w:t>
             </w:r>
           </w:p>
         </w:tc>
@@ -1671,7 +1671,7 @@
                 <w:sz w:val="18"/>
                 <w:szCs w:val="18"/>
               </w:rPr>
-              <w:t xml:space="preserve">The teacher used a visual proof (decomposing the 3× enlarged square into 9 unit squares) alongside the algebraic proof to ensure dual representation. Emphasise the real-world implication: a photographer, fabric printer, or mapmaker working with similar figures must use the ASF — not the LSF — to calculate material quantities and costs. Connect to a Kenyan context: a tailor in Gikomba market scaling up a dress pattern by LSF = 2 will need 4× as much fabric, not 2×. Update DQB: 'We can now explain why enlargement affects area and length differently.'</w:t>
+              <w:t xml:space="preserve">The squaring relationship arises because area is two-dimensional: when both length and width are each multiplied by k, the area is multiplied by k × k = k². An algebraic proof for a general rectangle (l × w scaled to kl × kw) confirms the pattern discovered from the graph-paper data.</w:t>
             </w:r>
           </w:p>
         </w:tc>
@@ -1724,7 +1724,7 @@
                 <w:sz w:val="18"/>
                 <w:szCs w:val="18"/>
               </w:rPr>
-              <w:t xml:space="preserve">Volume Scale Factor — How Does Enlargement Change the Volume of a 3D Object?</w:t>
+              <w:t xml:space="preserve">Locating the Centre of Enlargement: Where Was the Camera?</w:t>
             </w:r>
           </w:p>
         </w:tc>
@@ -1756,7 +1756,7 @@
                 <w:sz w:val="18"/>
                 <w:szCs w:val="18"/>
               </w:rPr>
-              <w:t xml:space="preserve">Students built 1 × 1 × 1 and 3 × 3 × 3 cubes from unit cubes (or sketched them on isometric paper) and counted unit cubes to find each volume. They recorded: Object volume = 1 u³, Image volume = 27 u³, and computed the ratio of volumes. Teacher should then ask: 'Predict the volume ratio for LSF = 2 and LSF = 4 before calculating.' Allow 3 minutes for group prediction and discussion. Cold-call at least three groups to share predictions and reasoning before confirming with calculation.</w:t>
+              <w:t xml:space="preserve">When we drew straight lines through each pair of corresponding vertices of the small passport photo and the large noticeboard print, all three lines met at exactly one point, which we called the centre of enlargement. The ratio of the distance from the centre to the image point divided by the distance from the centre to the object point equalled the linear scale factor (3 for the passport photo).</w:t>
             </w:r>
           </w:p>
         </w:tc>
@@ -1788,7 +1788,7 @@
                 <w:sz w:val="18"/>
                 <w:szCs w:val="18"/>
               </w:rPr>
-              <w:t xml:space="preserve">Students derived that the Volume Scale Factor (VSF) equals the CUBE of the Linear Scale Factor: VSF = LSF³ = k³. For LSF = 3, VSF = 27 — the enlarged 3D object has 27 times the volume. Teacher note: Connect to ASF: emphasise the pattern LSF¹ (length), LSF² (area), LSF³ (volume) — each dimension adds one power of k. This pattern should be written prominently on the DQB for reference in subsequent lessons.</w:t>
+              <w:t xml:space="preserve">The centre of enlargement is the unique point through which all lines joining corresponding object and image points pass (collinearity property). Given any object and its enlarged or reduced image, we can locate the centre by construction (drawing lines through corresponding points and finding their intersection) or by algebra (finding the intersection of two such lines using coordinate geometry). This centre corresponds to the position of the camera lens or projector in real-world enlargement situations.</w:t>
             </w:r>
           </w:p>
         </w:tc>
@@ -1820,7 +1820,7 @@
                 <w:sz w:val="18"/>
                 <w:szCs w:val="18"/>
               </w:rPr>
-              <w:t xml:space="preserve">The teacher generalised: for any two similar 3D figures with linear scale factor k, VSF = k³. Derive algebraically for a cuboid (V = l × w × h → kl × kw × kh = k³lwh). Connect to Kenyan contexts: a jua kali artisan in Kamukunji who scales up a cylindrical water tank by LSF = 2 produces a tank holding 8× as much water — a crucial calculation for rural water storage in arid areas like Turkana. Ask: 'If a model of the JKIA terminal has LSF = 1/100 compared to the real building, what is the VSF?' (VSF = 1/1,000,000).</w:t>
+              <w:t xml:space="preserve">The passport photographer's software resized the image by applying a single linear scale factor (LSF = 3) from a fixed centre point — equivalent to the camera lens position. Every point in the original photo was moved along the straight line from the centre through that point, to a new position exactly 3 times as far from the centre. This is why the shape is perfectly preserved: all angles remain equal and all length ratios remain constant. By knowing the small print and the large print, we can reverse-engineer exactly where the camera was positioned, using the collinearity property of the centre of enlargement.</w:t>
             </w:r>
           </w:p>
         </w:tc>
@@ -1873,7 +1873,7 @@
                 <w:sz w:val="18"/>
                 <w:szCs w:val="18"/>
               </w:rPr>
-              <w:t xml:space="preserve">Calculating and Applying the Volume Scale Factor (VSF) to Solve Problems</w:t>
+              <w:t xml:space="preserve">MODEL BUILDING: Constructing a Scale Drawing of Our School Space</w:t>
             </w:r>
           </w:p>
         </w:tc>
@@ -1905,7 +1905,7 @@
                 <w:sz w:val="18"/>
                 <w:szCs w:val="18"/>
               </w:rPr>
-              <w:t xml:space="preserve">Students completed a structured problem set involving 3D similar figures in Kenyan contexts: scaling a cylindrical storage silo near Eldoret, comparing two similar conical piles of maize grain at a Nakuru grain store, and finding unknown volumes of similar spherical water tanks used in Kitui. Teacher should use the 'think-pair-share' protocol: students solve individually for 5 minutes, compare with a partner for 2 minutes, then the teacher cold-calls three pairs to present. Require students to state which scale factor (LSF, ASF, or VSF) they chose and WHY.</w:t>
+              <w:t xml:space="preserve">We observed that when we applied one linear scale factor to every dimension of our classroom, the resulting floor plan had exactly the same shape as the real room — all angles were preserved and all length ratios were constant — just as the passport photo studio software preserved the shape of the students face by scaling every pixel distance by the same factor of 3.</w:t>
             </w:r>
           </w:p>
         </w:tc>
@@ -1937,7 +1937,7 @@
                 <w:sz w:val="18"/>
                 <w:szCs w:val="18"/>
               </w:rPr>
-              <w:t xml:space="preserve">Students practised all three VSF calculation types: (a) given LSF, find VSF; (b) given VSF, find LSF (requiring a cube root); (c) given one volume and VSF or LSF, find the other volume. Teacher note: Cube roots are a common stumbling block — ensure students can identify perfect cubes (1, 8, 27, 64, 125) and know how to use a calculator for non-perfect cubes. Also address the diagnostic skill: students must determine from context whether a problem provides a LENGTH ratio, AREA ratio, or VOLUME ratio before selecting the appropriate scale factor formula.</w:t>
+              <w:t xml:space="preserve">We learned that a scale drawing is a real-life example of a similar figure: the linear scale factor (written as 1 : n) controls every length uniformly, so any real space can be reduced to fit on paper without distortion, and the area of the drawing relates to the actual area by the square of the LSF.</w:t>
             </w:r>
           </w:p>
         </w:tc>
@@ -1969,7 +1969,7 @@
                 <w:sz w:val="18"/>
                 <w:szCs w:val="18"/>
               </w:rPr>
-              <w:t xml:space="preserve">The teacher reinforced the three-tier system: LSF = k, ASF = k², VSF = k³. Demonstrate the 'working backwards' skill: if VSF = 64, then k³ = 64, so k = ∛64 = 4, and ASF = k² = 16. Work through at least two full examples modelling this chain of reasoning explicitly. Connect to the passport photo: 'The passport photo is 2D, so we only needed LSF and ASF — but a 3D version of this problem (e.g., a sculptor scaling a bust) would also require VSF.' Update DQB.</w:t>
+              <w:t xml:space="preserve">We explained that the passport photo principle — one number scales everything equally — works at every physical scale, from a 35 mm photograph to a 12-metre classroom wall. This is why architects, cartographers, and photographers all use the same mathematical idea: choose one LSF, apply it to every length, and the shape of the object is perfectly preserved in the new size.</w:t>
             </w:r>
           </w:p>
         </w:tc>
@@ -2054,7 +2054,7 @@
                 <w:sz w:val="18"/>
                 <w:szCs w:val="18"/>
               </w:rPr>
-              <w:t xml:space="preserve">Students worked on a mixed problem set containing 8 problems requiring them to first diagnose which scale factor is relevant, then execute the correct calculation. Problems were drawn from diverse Kenyan contexts: map scales for Nairobi County, fabric areas for a Maasai shuka pattern, volumes of similar clay pots from a Kisii soapstone carver, and similar triangles on a surveyor's plan for a Mombasa coastal plot. Teacher should use a 'gallery walk' structure: groups post their solutions on the wall; other groups use sticky notes to flag errors or offer alternative approaches. Allow 15 minutes for the gallery walk.</w:t>
+              <w:t xml:space="preserve">Learners observed three fully worked examples (Kimathi Street passport photo area, Kisumu githeri pot height ratio, Eldoret maize silo surface area) that modelled the complete LSF→ASF→VSF chain, and completed four mixed Kenyan-context problems independently and in pairs.</w:t>
             </w:r>
           </w:p>
         </w:tc>
@@ -2086,7 +2086,7 @@
                 <w:sz w:val="18"/>
                 <w:szCs w:val="18"/>
               </w:rPr>
-              <w:t xml:space="preserve">Students consolidated that LSF, ASF (= LSF²), and VSF (= LSF³) form a single unified system. The critical meta-skill is diagnosis: identifying whether a problem provides a length ratio, area ratio, or volume ratio before selecting the correct formula. Students also learned to chain calculations (e.g., find LSF from an area ratio, then use LSF to find a missing length). Teacher note: The gallery walk typically reveals 2–3 recurring error types; address these whole-class before the lesson close.</w:t>
+              <w:t xml:space="preserve">Learners consolidated that LSF, ASF (= LSF²), and VSF (= LSF³) form a single unified system; that diagnosing which scale factor a problem provides — and which it demands — is the critical first step; and that the passport photographer's software preserves shape because every length is multiplied by the same LSF, keeping all angle ratios and length ratios constant.</w:t>
             </w:r>
           </w:p>
         </w:tc>
@@ -2118,7 +2118,7 @@
                 <w:sz w:val="18"/>
                 <w:szCs w:val="18"/>
               </w:rPr>
-              <w:t xml:space="preserve">The teacher conducted a whole-class debrief of the gallery walk, targeting the most common errors identified on sticky notes. Formalise the diagnostic decision tree on the board: 'Given a LENGTH ratio → that IS the LSF. Given an AREA ratio → √(area ratio) = LSF. Given a VOLUME ratio → ∛(volume ratio) = LSF. Then apply whichever formula the problem requires.' Connect to the driving question: 'The passport photo problem is a length and area problem — we now have all the tools to answer it completely.' Update DQB with remaining questions.</w:t>
+              <w:t xml:space="preserve">Learners explained in writing why the resized passport photo looks identical but occupies a different area: the LSF scales every length equally (preserving all proportions and angles), the area changes by LSF², and if the photo were three-dimensional the volume would change by LSF³ — demonstrating that one number, the Linear Scale Factor, governs the entire transformation.</w:t>
             </w:r>
           </w:p>
         </w:tc>
@@ -2203,7 +2203,7 @@
                 <w:sz w:val="18"/>
                 <w:szCs w:val="18"/>
               </w:rPr>
-              <w:t xml:space="preserve">Students returned to the original passport photo phenomenon from Lesson 1 and answered a structured set of final questions: (1) What is the LSF between the two passport photos? (2) How much more paper does the large photo require? (3) If the photos were 3D objects, what would the volume ratio be? (4) Why is the shape of the face preserved even though the size changes? Students compared their Lesson 12 answers with their Lesson 1 predictions on the DQB. Teacher should facilitate a DQB close-out: for each original student question, ask 'Can we answer this now? How?' Celebrate the growth in understanding explicitly.</w:t>
+              <w:t xml:space="preserve">Learners examined three Kenyan-context problems (Nairobi–Nakuru map, Mombasa architect's roof model, Kericho tea-farm water tanks) that each required a different scale-factor relationship — linear, area, or volume — and peer-marked each other's solutions using a three-colour protocol.</w:t>
             </w:r>
           </w:p>
         </w:tc>
@@ -2235,7 +2235,7 @@
                 <w:sz w:val="18"/>
                 <w:szCs w:val="18"/>
               </w:rPr>
-              <w:t xml:space="preserve">Students consolidated the complete conceptual architecture of the sub-strand: ASF = LSF² and VSF = LSF³, meaning a single Linear Scale Factor simultaneously determines how lengths, areas, and volumes change between similar figures. All three scale factors are unified by the dimension of the measurement (1D → k, 2D → k², 3D → k³). Shape is preserved because ALL lengths are multiplied by the SAME factor, keeping all angle ratios and side ratios constant. Teacher note: This is the lesson to address any residual misconceptions from the DQB. Ensure the driving question is answered explicitly and in full sentences, not just with formulas.</w:t>
+              <w:t xml:space="preserve">ASF = LSF² and VSF = LSF³: a single Linear Scale Factor simultaneously determines how lengths, areas, and volumes change between similar figures. All corresponding angles remain equal and all corresponding lengths remain in the same ratio — these are the two conditions for similarity. If only one dimension is scaled (unequal LSF), angles change and the figure is no longer similar (distortion occurs).</w:t>
             </w:r>
           </w:p>
         </w:tc>
@@ -2267,7 +2267,7 @@
                 <w:sz w:val="18"/>
                 <w:szCs w:val="18"/>
               </w:rPr>
-              <w:t xml:space="preserve">The teacher delivered the final synthesis: the mathematics that makes resizing a passport photo possible is the Linear Scale Factor — a single multiplier applied uniformly to every length. Because every length is scaled by the same factor k, all angles remain unchanged (shape is preserved), all areas scale by k² (hence the photographer uses more paper in a predictable ratio), and all volumes would scale by k³. The teacher should close by asking students to write a one-paragraph answer to the driving question in their own words — this serves as both a formative assessment and a celebration of the full learning journey. Connect to career relevance: architects, mapmakers, photographers, engineers, and tailors across Kenya use exactly this mathematics every day.</w:t>
+              <w:t xml:space="preserve">The passport photo photographer's software applied one LSF = 3 equally to both width and height of the digital image. This preserved all angles (so the face looks identical) and all length ratios (so proportions are perfect), while making the area exactly 9× larger (ASF = 3² = 9) and — if the image were a 3D object — the volume would be 27× larger (VSF = 3³ = 27). The mathematics that makes perfect resizing possible is the Linear Scale Factor applied uniformly to every dimension.</w:t>
             </w:r>
           </w:p>
         </w:tc>
@@ -2391,7 +2391,7 @@
         </w:rPr>
         <w:t xml:space="preserve">© 2026 SeaVuria and ARES. This work is licensed under a </w:t>
       </w:r>
-      <w:hyperlink w:history="1" r:id="rId19bzjxetuw1qyt2upc-dq">
+      <w:hyperlink w:history="1" r:id="rIdrmdvw_wreeczxnaigbcjf">
         <w:r>
           <w:rPr>
             <w:rFonts w:ascii="Arial" w:cs="Arial" w:eastAsia="Arial" w:hAnsi="Arial"/>
@@ -2411,7 +2411,7 @@
         </w:rPr>
         <w:t xml:space="preserve"> (</w:t>
       </w:r>
-      <w:hyperlink w:history="1" r:id="rIdlxmyjizrdtognoxjjylwf">
+      <w:hyperlink w:history="1" r:id="rIdq3qwvp0p75czqx0pgqbel">
         <w:r>
           <w:rPr>
             <w:rFonts w:ascii="Arial" w:cs="Arial" w:eastAsia="Arial" w:hAnsi="Arial"/>
@@ -2431,7 +2431,7 @@
         </w:rPr>
         <w:t xml:space="preserve">). To view a copy of this license, visit </w:t>
       </w:r>
-      <w:hyperlink w:history="1" r:id="rIdqe70lw4hu__9l0mzqbacy">
+      <w:hyperlink w:history="1" r:id="rIdgxd5imb5d0hczfykmjmph">
         <w:r>
           <w:rPr>
             <w:rFonts w:ascii="Arial" w:cs="Arial" w:eastAsia="Arial" w:hAnsi="Arial"/>

--- a/data/outputs/v2/Maths/SS2.1_Similarity_and_Enlargement/Mathematics_Similarity_and_Enlargement_SummaryTable.docx
+++ b/data/outputs/v2/Maths/SS2.1_Similarity_and_Enlargement/Mathematics_Similarity_and_Enlargement_SummaryTable.docx
@@ -2391,7 +2391,7 @@
         </w:rPr>
         <w:t xml:space="preserve">© 2026 SeaVuria and ARES. This work is licensed under a </w:t>
       </w:r>
-      <w:hyperlink w:history="1" r:id="rIdrmdvw_wreeczxnaigbcjf">
+      <w:hyperlink w:history="1" r:id="rIdfyy7u7jqruamlvsc-u341">
         <w:r>
           <w:rPr>
             <w:rFonts w:ascii="Arial" w:cs="Arial" w:eastAsia="Arial" w:hAnsi="Arial"/>
@@ -2411,7 +2411,7 @@
         </w:rPr>
         <w:t xml:space="preserve"> (</w:t>
       </w:r>
-      <w:hyperlink w:history="1" r:id="rIdq3qwvp0p75czqx0pgqbel">
+      <w:hyperlink w:history="1" r:id="rIdhmfk0bxjrddox8kt66vx5">
         <w:r>
           <w:rPr>
             <w:rFonts w:ascii="Arial" w:cs="Arial" w:eastAsia="Arial" w:hAnsi="Arial"/>
@@ -2431,7 +2431,7 @@
         </w:rPr>
         <w:t xml:space="preserve">). To view a copy of this license, visit </w:t>
       </w:r>
-      <w:hyperlink w:history="1" r:id="rIdgxd5imb5d0hczfykmjmph">
+      <w:hyperlink w:history="1" r:id="rIdgbfzesuqrldlstgukoytn">
         <w:r>
           <w:rPr>
             <w:rFonts w:ascii="Arial" w:cs="Arial" w:eastAsia="Arial" w:hAnsi="Arial"/>

--- a/data/outputs/v2/Maths/SS2.1_Similarity_and_Enlargement/Mathematics_Similarity_and_Enlargement_SummaryTable.docx
+++ b/data/outputs/v2/Maths/SS2.1_Similarity_and_Enlargement/Mathematics_Similarity_and_Enlargement_SummaryTable.docx
@@ -2391,7 +2391,7 @@
         </w:rPr>
         <w:t xml:space="preserve">© 2026 SeaVuria and ARES. This work is licensed under a </w:t>
       </w:r>
-      <w:hyperlink w:history="1" r:id="rIdfyy7u7jqruamlvsc-u341">
+      <w:hyperlink w:history="1" r:id="rIdjp2wrykltpjfgtrb7aval">
         <w:r>
           <w:rPr>
             <w:rFonts w:ascii="Arial" w:cs="Arial" w:eastAsia="Arial" w:hAnsi="Arial"/>
@@ -2411,7 +2411,7 @@
         </w:rPr>
         <w:t xml:space="preserve"> (</w:t>
       </w:r>
-      <w:hyperlink w:history="1" r:id="rIdhmfk0bxjrddox8kt66vx5">
+      <w:hyperlink w:history="1" r:id="rId_e7fyshfatazi6o7ndnjv">
         <w:r>
           <w:rPr>
             <w:rFonts w:ascii="Arial" w:cs="Arial" w:eastAsia="Arial" w:hAnsi="Arial"/>
@@ -2431,7 +2431,7 @@
         </w:rPr>
         <w:t xml:space="preserve">). To view a copy of this license, visit </w:t>
       </w:r>
-      <w:hyperlink w:history="1" r:id="rIdgbfzesuqrldlstgukoytn">
+      <w:hyperlink w:history="1" r:id="rIdsa_xzkuwmh-t_fhvrflav">
         <w:r>
           <w:rPr>
             <w:rFonts w:ascii="Arial" w:cs="Arial" w:eastAsia="Arial" w:hAnsi="Arial"/>

--- a/data/outputs/v2/Maths/SS2.1_Similarity_and_Enlargement/Mathematics_Similarity_and_Enlargement_SummaryTable.docx
+++ b/data/outputs/v2/Maths/SS2.1_Similarity_and_Enlargement/Mathematics_Similarity_and_Enlargement_SummaryTable.docx
@@ -227,7 +227,7 @@
                 <w:sz w:val="18"/>
                 <w:szCs w:val="18"/>
               </w:rPr>
-              <w:t xml:space="preserve">DRIVING QUESTION: Why does resizing a passport photo change its size but never its shape — and what is the mathematics that makes this possible?</w:t>
+              <w:t xml:space="preserve">DRIVING QUESTION: How can a passport photo be made bigger or smaller without changing its shape, and how do its length, area and cost change when we do so?</w:t>
             </w:r>
           </w:p>
         </w:tc>
@@ -532,7 +532,7 @@
                 <w:sz w:val="18"/>
                 <w:szCs w:val="18"/>
               </w:rPr>
-              <w:t xml:space="preserve">The Passport Photo Puzzle: Launching the Phenomenon</w:t>
+              <w:t xml:space="preserve">Same Photo, Two Sizes: Launching the Driving Question Board</w:t>
             </w:r>
           </w:p>
         </w:tc>
@@ -564,7 +564,7 @@
                 <w:sz w:val="18"/>
                 <w:szCs w:val="18"/>
               </w:rPr>
-              <w:t xml:space="preserve">Two passport photos of the same image: one measuring 35 mm x 45 mm and one measuring 105 mm x 135 mm. Both show the same face with the same proportions. A third distorted photo (width tripled, height unchanged) in which the face looks squashed and unnatural.</w:t>
+              <w:t xml:space="preserve">We saw two prints of Achieng's passport photo: stamp size S (3 cm x 4 cm, KES 30) and postcard size P (6 cm x 8 cm, KES 120). The picture has the same shape on both prints, but the width, height, face height, diagonal and price are all different.</w:t>
             </w:r>
           </w:p>
         </w:tc>
@@ -596,7 +596,7 @@
                 <w:sz w:val="18"/>
                 <w:szCs w:val="18"/>
               </w:rPr>
-              <w:t xml:space="preserve">When we divided the large photo measurements by the small photo measurements, we got the same number (3) for both width and height. The shape of the face is preserved only when both dimensions are scaled by the same number. The number that connects the two sizes is called the Linear Scale Factor.</w:t>
+              <w:t xml:space="preserve">A picture can be made bigger without changing its shape, and we call such pictures similar. The original is the object and the bigger copy is the image. Different measurements change in different ways, and the price did not simply double.</w:t>
             </w:r>
           </w:p>
         </w:tc>
@@ -628,7 +628,7 @@
                 <w:sz w:val="18"/>
                 <w:szCs w:val="18"/>
               </w:rPr>
-              <w:t xml:space="preserve">We cannot yet fully explain why multiplying by the same number preserves shape, or what happens to the area or volume when we scale. These questions are recorded on the Driving Question Board and will be answered in the lessons that follow.</w:t>
+              <w:t xml:space="preserve">We think the lengths on P are bigger than on S because the photo was enlarged, and the price is more than double because more paper is used, but we do not yet know the rule. We have started the DQB with questions about length, area and cost to investigate in later lessons.</w:t>
             </w:r>
           </w:p>
         </w:tc>
@@ -681,7 +681,7 @@
                 <w:sz w:val="18"/>
                 <w:szCs w:val="18"/>
               </w:rPr>
-              <w:t xml:space="preserve">The Passport Photo Puzzle — Discovering the Linear Scale Factor</w:t>
+              <w:t xml:space="preserve">Spotting Similar Objects Around Us</w:t>
             </w:r>
           </w:p>
         </w:tc>
@@ -713,7 +713,7 @@
                 <w:sz w:val="18"/>
                 <w:szCs w:val="18"/>
               </w:rPr>
-              <w:t xml:space="preserve">Students measured five pairs of corresponding lengths on two passport photo prints (35 mm × 45 mm and 105 mm × 135 mm) and computed the ratio of each pair.</w:t>
+              <w:t xml:space="preserve">We observed that photos S (3 x 4 cm) and P (6 x 8 cm) look the same shape but differ in size, while the distorted 6 x 4 photo looks stretched. We also saw that a flag and a smaller flag, a map and a smaller map, and a real matatu (700 cm) and its 1:25 model (28 cm) look the same shape.</w:t>
             </w:r>
           </w:p>
         </w:tc>
@@ -745,7 +745,7 @@
                 <w:sz w:val="18"/>
                 <w:szCs w:val="18"/>
               </w:rPr>
-              <w:t xml:space="preserve">Every pair of corresponding lengths shares the same ratio — the Linear Scale Factor (LSF = 3) — meaning the photographer's software multiplied every length by exactly 3, which is why the shape is perfectly preserved even though the size tripled.</w:t>
+              <w:t xml:space="preserve">We learned to sort objects as similar (same shape, size may differ) or not similar (shape changed, for example stretched). A model matatu is similar to a real matatu, and 'congruent' is used only when shape and size are both the same.</w:t>
             </w:r>
           </w:p>
         </w:tc>
@@ -777,7 +777,7 @@
                 <w:sz w:val="18"/>
                 <w:szCs w:val="18"/>
               </w:rPr>
-              <w:t xml:space="preserve">The LSF is calculated as LSF = (length in enlarged figure) ÷ (corresponding length in original figure). When the same LSF applies to ALL corresponding lengths, the shape is preserved and the two figures are mathematically similar.</w:t>
+              <w:t xml:space="preserve">Achieng's prints S and P are similar because one is an enlargement of the other without stretching, while doubling only the width gives a distorted, non-similar photo. We still need numbers to test similarity and to explain how length, area and cost change.</w:t>
             </w:r>
           </w:p>
         </w:tc>
@@ -830,7 +830,7 @@
                 <w:sz w:val="18"/>
                 <w:szCs w:val="18"/>
               </w:rPr>
-              <w:t xml:space="preserve">Identifying Properties of Similar Figures: Angles, Ratios, and the Rule Behind the Resize</w:t>
+              <w:t xml:space="preserve">Testing Similarity: Equal Angles and Proportional Sides</w:t>
             </w:r>
           </w:p>
         </w:tc>
@@ -862,7 +862,7 @@
                 <w:sz w:val="18"/>
                 <w:szCs w:val="18"/>
               </w:rPr>
-              <w:t xml:space="preserve">Learners measured corresponding angles (using protractors) and corresponding side lengths (using rulers) in three pairs of rectangles based on Nairobi passport photo dimensions and two pairs of triangles. They computed ratios of corresponding sides as decimals to 2 d.p. and recorded all findings in a structured Evidence Table. They conducted a Gallery Walk to compare group data using a dot-voting system.</w:t>
+              <w:t xml:space="preserve">We measured the angles and compared sides of triangles 3-4-5 and 6-8-10 (all ratios 2), rectangles 3 x 4 and 6 x 7 (ratios 2 and 1.75), and photo S (3 x 4 cm) against the distorted 6 x 4 cm photo (ratios 2 and 1). All the rectangles and photos had right angles.</w:t>
             </w:r>
           </w:p>
         </w:tc>
@@ -894,7 +894,7 @@
                 <w:sz w:val="18"/>
                 <w:szCs w:val="18"/>
               </w:rPr>
-              <w:t xml:space="preserve">Two figures are similar if and only if: (1) all corresponding angles are equal, AND (2) all ratios of corresponding sides are equal (this constant ratio is the Linear Scale Factor). Changing only one dimension — as in the distorted Pair C rectangle — destroys similarity because the side ratios become unequal, even though the angles may remain equal in a rectangle. Similarity is a multiplicative relationship, not an additive one.</w:t>
+              <w:t xml:space="preserve">Figures are similar only if corresponding angles are equal AND corresponding sides are in the same ratio. Equal angles alone are not enough, and one matching ratio is not enough.</w:t>
             </w:r>
           </w:p>
         </w:tc>
@@ -926,7 +926,7 @@
                 <w:sz w:val="18"/>
                 <w:szCs w:val="18"/>
               </w:rPr>
-              <w:t xml:space="preserve">Learners explained their Evidence Table findings to peers during the Gallery Walk and to the whole class during the Explain phase, justifying 'similar' or 'not similar' verdicts using specific ratio values. They applied the Similarity Checklist to three new Kenya-relevant contexts (road-sign triangles, a cooking pot, and a WhatsApp profile photo crop), wrote 2-sentence justifications using ratio language, and revised their cumulative similarity model diagrams to show both conditions with annotated measurements.</w:t>
+              <w:t xml:space="preserve">Print P (6 x 8 cm) is similar to print S (3 x 4 cm) because all angles are 90 degrees and 6/3 = 8/4 = 2. The photo made 6 x 4 cm is stretched because the width ratio is 2 but the height ratio is 1, so it is not similar. This helps explain how Achieng's photo can change size without changing shape.</w:t>
             </w:r>
           </w:p>
         </w:tc>
@@ -979,7 +979,7 @@
                 <w:sz w:val="18"/>
                 <w:szCs w:val="18"/>
               </w:rPr>
-              <w:t xml:space="preserve">Discovering Similar Figures: Equal Angles and Constant Ratios</w:t>
+              <w:t xml:space="preserve">Finding the Linear Scale Factor: How Many Times Bigger Is Achieng's Photo?</w:t>
             </w:r>
           </w:p>
         </w:tc>
@@ -1011,7 +1011,7 @@
                 <w:sz w:val="18"/>
                 <w:szCs w:val="18"/>
               </w:rPr>
-              <w:t xml:space="preserve">Learners measured corresponding sides and angles of two pairs of polygon cut-outs (a rectangle pair from a Kenyan newspaper advertisement and a triangle pair from a Kenyan road-map extract). They recorded all measurements in a structured table and computed the ratio of each pair of corresponding sides.</w:t>
+              <w:t xml:space="preserve">We measured width, height, diagonal and face height of Achieng's prints S (3 x 4 cm), P (6 x 8 cm) and L (9 x 12 cm). For S to P, every length was 2 times bigger (6/3 = 8/4 = 10/5 = 4.8/2.4 = 2), and for S to L it was 3 times. In the distorted 6 x 4 photo, the width ratio was 2 but the height ratio was 1.</w:t>
             </w:r>
           </w:p>
         </w:tc>
@@ -1043,7 +1043,7 @@
                 <w:sz w:val="18"/>
                 <w:szCs w:val="18"/>
               </w:rPr>
-              <w:t xml:space="preserve">Learners discovered that in both figure pairs: (1) all corresponding angles were equal, and (2) all ratios of corresponding sides were equal (constant), equalling the linear scale factor. They formalised these two findings as the definition of similar figures and applied the definition to classify new figure pairs as similar or non-similar.</w:t>
+              <w:t xml:space="preserve">The linear scale factor k = image length / object length, using the same units and corresponding sides in the same order. k &gt; 1 is an enlargement and 0 &lt; k &lt; 1 is a reduction (P to S has k = 1/2). A single constant k for all lengths keeps the shape the same.</w:t>
             </w:r>
           </w:p>
         </w:tc>
@@ -1075,7 +1075,7 @@
                 <w:sz w:val="18"/>
                 <w:szCs w:val="18"/>
               </w:rPr>
-              <w:t xml:space="preserve">The two defining properties of similarity — equal corresponding angles and constant ratios of corresponding sides — explain why the passport photo looks identical at two different sizes: the photographer's software applied one linear scale factor (3) to every length, preserving all angles and keeping all side ratios equal. When only width is scaled (distorted photo), the ratio condition is violated and the image loses its shape.</w:t>
+              <w:t xml:space="preserve">Print P is an enlargement of print S with LSF 2, so every length doubles by multiplying, not by adding, and the shape stays the same. Our first model explains lengths but not yet why Mr Otieno's price went from KES 30 to KES 120, so we need to investigate area next.</w:t>
             </w:r>
           </w:p>
         </w:tc>
@@ -1128,7 +1128,7 @@
                 <w:sz w:val="18"/>
                 <w:szCs w:val="18"/>
               </w:rPr>
-              <w:t xml:space="preserve">Linear Scale Factor and Lengths — Explaining the Photographer's Rule</w:t>
+              <w:t xml:space="preserve">Using LSF to Find Unknown Lengths: Photo L and the Kericho Tree Shadow</w:t>
             </w:r>
           </w:p>
         </w:tc>
@@ -1160,7 +1160,7 @@
                 <w:sz w:val="18"/>
                 <w:szCs w:val="18"/>
               </w:rPr>
-              <w:t xml:space="preserve">Learners observed that when corresponding lengths from multiple pairs of similar figures are divided, they consistently produce the same constant ratio — regardless of which pair of corresponding sides is chosen. This pattern held across rectangles (passport photos), triangles (rooftop trusses, pennants, road signs), and other polygons (tiles, kite frames, land plots).</w:t>
+              <w:t xml:space="preserve">Photo L is 9 cm x 12 cm with diagonal 15 cm when S (3 x 4, diagonal 5) is enlarged with LSF 3. A 1.5 m student with a 2 m shadow and a tree with a 12 m shadow give k = 12/2 = 6.</w:t>
             </w:r>
           </w:p>
         </w:tc>
@@ -1192,7 +1192,7 @@
                 <w:sz w:val="18"/>
                 <w:szCs w:val="18"/>
               </w:rPr>
-              <w:t xml:space="preserve">Learners formalised this observed pattern as the Linear Scale Factor (LSF): the single constant ratio of any corresponding length in the image to the corresponding length in the original. They learned to calculate LSF, use it to find unknown lengths in similar figures, and verify similarity by checking consistency of LSF across multiple pairs of corresponding sides.</w:t>
+              <w:t xml:space="preserve">If figures are similar, we find k from one pair of corresponding sides (image/object), then multiply object lengths by k to get image lengths, or divide image lengths by k to get object lengths. The tree height is 1.5 x 6 = 9 m.</w:t>
             </w:r>
           </w:p>
         </w:tc>
@@ -1224,7 +1224,7 @@
                 <w:sz w:val="18"/>
                 <w:szCs w:val="18"/>
               </w:rPr>
-              <w:t xml:space="preserve">Learners explained — using Claim–Evidence–Reasoning — why the photographer's software must apply the SAME LSF to BOTH the width and height of the passport photo. When only one dimension is scaled (the photographer's mistake), the two 'ratios' differ, the figure is no longer similar to the original, and the face appears distorted. The LSF = 3 connecting the 35×45 mm print to the 105×135 mm print is the mathematical rule that preserves shape while changing size.</w:t>
+              <w:t xml:space="preserve">Shadows work because the sun's rays make equal angles, so the student and tree triangles are similar. Every length in the photo follows the same LSF, so we can predict any missing side of a resized passport photo. We have not yet explained why the cost of P is KES 120 rather than double KES 30.</w:t>
             </w:r>
           </w:p>
         </w:tc>
@@ -1277,7 +1277,7 @@
                 <w:sz w:val="18"/>
                 <w:szCs w:val="18"/>
               </w:rPr>
-              <w:t xml:space="preserve">Calculating and Applying the Linear Scale Factor (LSF) to Find Unknown Lengths</w:t>
+              <w:t xml:space="preserve">Area Scale Factor and the Cost Puzzle: Why Does Doubling the Photo Quadruple the Price?</w:t>
             </w:r>
           </w:p>
         </w:tc>
@@ -1309,7 +1309,7 @@
                 <w:sz w:val="18"/>
                 <w:szCs w:val="18"/>
               </w:rPr>
-              <w:t xml:space="preserve">Students revisited their own Lesson 2 measurement data (passport photo: 35 mm × 45 mm enlarged to 105 mm × 135 mm) and calculated width ratio, height ratio, and diagonal ratio, finding all three equal to 3. They observed a teacher think-aloud worked example of the Kimathi Street passport photo problem and a school badge problem from Nakuru, watching how a single pair of corresponding lengths unlocks all unknowns.</w:t>
+              <w:t xml:space="preserve">We drew prints S (3 x 4 cm), P (6 x 8 cm), L (9 x 12 cm) and H (1.5 x 2 cm) on grid paper and found areas of 12, 48, 108 and 3 cm2. Four copies of S fit exactly on P, and nine copies fit on L. The prices at KES 2.50 per cm2 were KES 30, 120, 270 and 7.50. The distorted 6 x 4 cm photo had area 24 cm2.</w:t>
             </w:r>
           </w:p>
         </w:tc>
@@ -1341,7 +1341,7 @@
                 <w:sz w:val="18"/>
                 <w:szCs w:val="18"/>
               </w:rPr>
-              <w:t xml:space="preserve">Students learned that the constant ratio of any image length to its corresponding object length is called the Linear Scale Factor (LSF), calculated as LSF = image length ÷ object length. They learned that LSF &gt; 1 indicates enlargement, LSF &lt; 1 indicates reduction, and LSF = 1 indicates congruence. For the passport photo, LSF = 105 ÷ 35 = 3, meaning every length is multiplied by 3. They also learned that applying different LSFs to different dimensions (e.g., width × 3 but height × 2) destroys similarity and distorts the image.</w:t>
+              <w:t xml:space="preserve">When a figure is enlarged with linear scale factor k, its area is multiplied by the area scale factor ASF = k^2. For k = 2, ASF = 4; for k = 3, ASF = 9; for k = 1/2, ASF = 1/4. Cost follows area, not length. The rule needs both dimensions to be multiplied by the same k (similar figures).</w:t>
             </w:r>
           </w:p>
         </w:tc>
@@ -1373,7 +1373,7 @@
                 <w:sz w:val="18"/>
                 <w:szCs w:val="18"/>
               </w:rPr>
-              <w:t xml:space="preserve">Students explained, through DQB sentence completion and cumulative model annotation, that the photographer's software preserves the face perfectly because it multiplies every length — width, height, and all internal distances — by the same LSF (= 3). Because every length scales by the same factor, all ratios between lengths remain unchanged, all angles remain unchanged, and the shape is perfectly preserved. This is the mathematical rule that makes resizing without distortion possible.</w:t>
+              <w:t xml:space="preserve">Achieng's print P has every length doubled (LSF 2), so its area is 2^2 = 4 times that of S (12 cm2 to 48 cm2). Mr Otieno charges KES 2.50 per cm2, so the price rises from KES 30 to KES 120, which is four times and not double. The distorted photo has only the width doubled, so its area (24 cm2) is only twice and it is not similar.</w:t>
             </w:r>
           </w:p>
         </w:tc>
@@ -1426,7 +1426,7 @@
                 <w:sz w:val="18"/>
                 <w:szCs w:val="18"/>
               </w:rPr>
-              <w:t xml:space="preserve">Area Scale Factor — How Does Enlargement Change the Area of the Passport Photo?</w:t>
+              <w:t xml:space="preserve">Volume Scale Factor: From Photo Area to Cube and Jerrycan Volume</w:t>
             </w:r>
           </w:p>
         </w:tc>
@@ -1458,7 +1458,7 @@
                 <w:sz w:val="18"/>
                 <w:szCs w:val="18"/>
               </w:rPr>
-              <w:t xml:space="preserve">Learners measured the dimensions of the standard passport photo (35 mm × 45 mm) and the enlarged passport photo (105 mm × 135 mm), calculated the area of each, and computed the ratio of areas. They repeated this for a pair of similar Kenyan flag rectangles (LSF = 2). In both cases they recorded the ratio of areas in a structured ratio table.</w:t>
+              <w:t xml:space="preserve">We built a 2 cm cube (8 cm3) and a 4 cm cube (64 cm3), compared the 5 L jerrycan with the similar jerrycan that holds 40 L, and calculated an LSF 3 cube of 216 cm3 (27 times).</w:t>
             </w:r>
           </w:p>
         </w:tc>
@@ -1490,7 +1490,7 @@
                 <w:sz w:val="18"/>
                 <w:szCs w:val="18"/>
               </w:rPr>
-              <w:t xml:space="preserve">Learners derived and confirmed that the Area Scale Factor (ASF) equals the square of the Linear Scale Factor (LSF): ASF = LSF². For the passport photos (LSF = 3), ASF = 9 — the enlarged photo uses 9 times more paper area, not 3 times. This relationship was proved algebraically: if sides scale by k, area scales by k² because Area = (ka)(kb) = k²(ab).</w:t>
+              <w:t xml:space="preserve">When every length is multiplied by the linear scale factor k, the volume is multiplied by VSF = k^3. The pattern is length x k, area x k^2 and volume x k^3, and it works only for similar objects.</w:t>
             </w:r>
           </w:p>
         </w:tc>
@@ -1522,7 +1522,7 @@
                 <w:sz w:val="18"/>
                 <w:szCs w:val="18"/>
               </w:rPr>
-              <w:t xml:space="preserve">Learners applied ASF = LSF² to two real-world problems: a maize farm plot in Kericho (LSF = 5, area = 3,000 m²) and a road sign near Nakuru (LSF = 4, area = 14,400 cm²). They updated their cumulative Similarity Models with area labels and the annotation ASF = LSF², and posted new DQB notes asking what happens to volume when a 3D object is enlarged — setting up the Volume Scale Factor investigation in Lesson 8.</w:t>
+              <w:t xml:space="preserve">Doubling every length of a solid gives 2 x 2 x 2 = 8 times the volume, because length, width and height each double. That is why a similar jerrycan with LSF 2 holds 40 L, not 10 L or 20 L, and why Achieng's photo (LSF 2) costs 4 times as much because of ASF = 4. This adds volume to the model of her passport photo.</w:t>
             </w:r>
           </w:p>
         </w:tc>
@@ -1575,7 +1575,7 @@
                 <w:sz w:val="18"/>
                 <w:szCs w:val="18"/>
               </w:rPr>
-              <w:t xml:space="preserve">Area Scale Factor: Why Does the Larger Passport Photo Use Nine Times as Much Paper?</w:t>
+              <w:t xml:space="preserve">Enlargement with a Positive Scale Factor: Locating the Centre and Drawing Rays</w:t>
             </w:r>
           </w:p>
         </w:tc>
@@ -1607,7 +1607,7 @@
                 <w:sz w:val="18"/>
                 <w:szCs w:val="18"/>
               </w:rPr>
-              <w:t xml:space="preserve">Learners drew similar rectangles (Kenyan farm plots) with LSF = 2, 3, and 4 on graph paper, counted grid squares to find areas, and recorded results in a class data table showing area ratios of 4, 9, and 16 respectively.</w:t>
+              <w:t xml:space="preserve">We drew rays from the centre O(0,0) through A(1,1), B(3,1) and C(2,3) and marked each image point at twice its distance from O. We got A'(2,2), B'(6,2), C'(4,6). Each side of the image was 2 times as long as the matching side of the object and the angles were equal.</w:t>
             </w:r>
           </w:p>
         </w:tc>
@@ -1639,7 +1639,7 @@
                 <w:sz w:val="18"/>
                 <w:szCs w:val="18"/>
               </w:rPr>
-              <w:t xml:space="preserve">For any two similar figures with linear scale factor k, the Area Scale Factor is k² (ASF = LSF²). This means the enlarged passport photo (LSF = 3) has 3² = 9 times the area of the standard print, which is why it uses significantly more paper and costs more to produce.</w:t>
+              <w:t xml:space="preserve">An enlargement needs a centre and a scale factor. With a positive scale factor k, each image point lies on the ray from the centre through the object point, at k times the distance from the centre. The image is similar to the object, just like print P is similar to print S.</w:t>
             </w:r>
           </w:p>
         </w:tc>
@@ -1671,7 +1671,7 @@
                 <w:sz w:val="18"/>
                 <w:szCs w:val="18"/>
               </w:rPr>
-              <w:t xml:space="preserve">The squaring relationship arises because area is two-dimensional: when both length and width are each multiplied by k, the area is multiplied by k × k = k². An algebraic proof for a general rectangle (l × w scaled to kl × kw) confirms the pattern discovered from the graph-paper data.</w:t>
+              <w:t xml:space="preserve">Achieng's print P is an enlargement of print S with scale factor 2. Every point of the picture is moved along a ray from the centre to twice the distance, so every length doubles and the angles stay the same, so the shape is unchanged. Doubling only the width (6 x 4 cm) does not follow this rule, so the photo is stretched and not similar.</w:t>
             </w:r>
           </w:p>
         </w:tc>
@@ -1724,7 +1724,7 @@
                 <w:sz w:val="18"/>
                 <w:szCs w:val="18"/>
               </w:rPr>
-              <w:t xml:space="preserve">Locating the Centre of Enlargement: Where Was the Camera?</w:t>
+              <w:t xml:space="preserve">Shrinking and Flipping: Fractional and Negative Scale Factors</w:t>
             </w:r>
           </w:p>
         </w:tc>
@@ -1756,7 +1756,7 @@
                 <w:sz w:val="18"/>
                 <w:szCs w:val="18"/>
               </w:rPr>
-              <w:t xml:space="preserve">When we drew straight lines through each pair of corresponding vertices of the small passport photo and the large noticeboard print, all three lines met at exactly one point, which we called the centre of enlargement. The ratio of the distance from the centre to the image point divided by the distance from the centre to the object point equalled the linear scale factor (3 for the passport photo).</w:t>
+              <w:t xml:space="preserve">We drew rays from the centre O(0,0) through A(1,1), B(3,1), C(2,3). With k = 2 we got A'(2,2), B'(6,2), C'(4,6). With k = 1/2 applied to A'B'C' we returned to A(1,1), B(3,1), C(2,3). With k = -2 we got A''(-2,-2), B''(-6,-2), C''(-4,-6) on the opposite side of O, upside down. Print P (6 x 8 cm) to print S (3 x 4 cm) has k = 1/2.</w:t>
             </w:r>
           </w:p>
         </w:tc>
@@ -1788,7 +1788,7 @@
                 <w:sz w:val="18"/>
                 <w:szCs w:val="18"/>
               </w:rPr>
-              <w:t xml:space="preserve">The centre of enlargement is the unique point through which all lines joining corresponding object and image points pass (collinearity property). Given any object and its enlarged or reduced image, we can locate the centre by construction (drawing lines through corresponding points and finding their intersection) or by algebra (finding the intersection of two such lines using coordinate geometry). This centre corresponds to the position of the camera lens or projector in real-world enlargement situations.</w:t>
+              <w:t xml:space="preserve">If 0 &lt; k &lt; 1, the image is a smaller copy on the same side of the centre (a reduction, still an enlargement with a fractional scale factor). If k is negative, the image is on the opposite side of the centre and inverted, and its size is given by |k|. In both cases k = image length / object length and the shape stays similar.</w:t>
             </w:r>
           </w:p>
         </w:tc>
@@ -1820,7 +1820,7 @@
                 <w:sz w:val="18"/>
                 <w:szCs w:val="18"/>
               </w:rPr>
-              <w:t xml:space="preserve">The passport photographer's software resized the image by applying a single linear scale factor (LSF = 3) from a fixed centre point — equivalent to the camera lens position. Every point in the original photo was moved along the straight line from the centre through that point, to a new position exactly 3 times as far from the centre. This is why the shape is perfectly preserved: all angles remain equal and all length ratios remain constant. By knowing the small print and the large print, we can reverse-engineer exactly where the camera was positioned, using the collinearity property of the centre of enlargement.</w:t>
+              <w:t xml:space="preserve">Mr Otieno can shrink print P to print S using k = 1/2, so every length halves (6 to 3, 8 to 4, diagonal 10 to 5) while the angles stay the same, so the photo is not stretched. Distances from the centre are multiplied by k, which is why negative k flips the image to the opposite side of the centre.</w:t>
             </w:r>
           </w:p>
         </w:tc>
@@ -1873,7 +1873,7 @@
                 <w:sz w:val="18"/>
                 <w:szCs w:val="18"/>
               </w:rPr>
-              <w:t xml:space="preserve">MODEL BUILDING: Constructing a Scale Drawing of Our School Space</w:t>
+              <w:t xml:space="preserve">Finding the Centre and Scale Factor of an Enlargement from Object and Image</w:t>
             </w:r>
           </w:p>
         </w:tc>
@@ -1905,7 +1905,7 @@
                 <w:sz w:val="18"/>
                 <w:szCs w:val="18"/>
               </w:rPr>
-              <w:t xml:space="preserve">We observed that when we applied one linear scale factor to every dimension of our classroom, the resulting floor plan had exactly the same shape as the real room — all angles were preserved and all length ratios were constant — just as the passport photo studio software preserved the shape of the students face by scaling every pixel distance by the same factor of 3.</w:t>
+              <w:t xml:space="preserve">Lines drawn through corresponding points A and A', B and B', and C and C' all meet at one point, (1,0). Object AB = 2 and image A'B' = 4. Object and image have equal angles and parallel sides.</w:t>
             </w:r>
           </w:p>
         </w:tc>
@@ -1937,7 +1937,7 @@
                 <w:sz w:val="18"/>
                 <w:szCs w:val="18"/>
               </w:rPr>
-              <w:t xml:space="preserve">We learned that a scale drawing is a real-life example of a similar figure: the linear scale factor (written as 1 : n) controls every length uniformly, so any real space can be reduced to fit on paper without distortion, and the area of the drawing relates to the actual area by the square of the LSF.</w:t>
+              <w:t xml:space="preserve">The point where lines through corresponding points meet is the centre of enlargement. The scale factor is k = image length / object length = 4/2 = 2. An enlargement is described by its centre and its scale factor.</w:t>
             </w:r>
           </w:p>
         </w:tc>
@@ -1969,7 +1969,7 @@
                 <w:sz w:val="18"/>
                 <w:szCs w:val="18"/>
               </w:rPr>
-              <w:t xml:space="preserve">We explained that the passport photo principle — one number scales everything equally — works at every physical scale, from a 35 mm photograph to a 12-metre classroom wall. This is why architects, cartographers, and photographers all use the same mathematical idea: choose one LSF, apply it to every length, and the shape of the object is perfectly preserved in the new size.</w:t>
+              <w:t xml:space="preserve">Print P is an enlargement of print S with k = 2 (3 to 6, 4 to 8, 5 to 10), and the shape stays the same because every point moves along a line through the centre and every length is multiplied by the same factor. We can recover the centre and k from only the object and image.</w:t>
             </w:r>
           </w:p>
         </w:tc>
@@ -2022,7 +2022,7 @@
                 <w:sz w:val="18"/>
                 <w:szCs w:val="18"/>
               </w:rPr>
-              <w:t xml:space="preserve">EXPLAIN &amp; APPLY: Mixed Problems — LSF, ASF, and VSF</w:t>
+              <w:t xml:space="preserve">Maps, Scale Drawings and Costs: Using Scale 1:n in Nairobi, Mombasa and Kisumu</w:t>
             </w:r>
           </w:p>
         </w:tc>
@@ -2054,7 +2054,7 @@
                 <w:sz w:val="18"/>
                 <w:szCs w:val="18"/>
               </w:rPr>
-              <w:t xml:space="preserve">Learners observed three fully worked examples (Kimathi Street passport photo area, Kisumu githeri pot height ratio, Eldoret maize silo surface area) that modelled the complete LSF→ASF→VSF chain, and completed four mixed Kenyan-context problems independently and in pairs.</w:t>
+              <w:t xml:space="preserve">We measured 8.8 cm for Nairobi to Mombasa and 7 cm for Kisumu to Nairobi on a 1:5,000,000 map, and we found that the 1:50 classroom plan is 16 cm x 12 cm (192 cm2) while the real room is 8 m x 6 m (48 m2).</w:t>
             </w:r>
           </w:p>
         </w:tc>
@@ -2086,7 +2086,7 @@
                 <w:sz w:val="18"/>
                 <w:szCs w:val="18"/>
               </w:rPr>
-              <w:t xml:space="preserve">Learners consolidated that LSF, ASF (= LSF²), and VSF (= LSF³) form a single unified system; that diagnosing which scale factor a problem provides — and which it demands — is the critical first step; and that the passport photographer's software preserves shape because every length is multiplied by the same LSF, keeping all angle ratios and length ratios constant.</w:t>
+              <w:t xml:space="preserve">A map scale 1:n is a linear scale factor: real length = map length x n, so 8.8 cm gives 440 km and 7 cm gives 350 km. Area changes by n^2 (50^2 = 2500, so 192 cm2 becomes 480,000 cm2 = 48 m2), and cost follows area (48 x KES 800 = KES 38,400).</w:t>
             </w:r>
           </w:p>
         </w:tc>
@@ -2118,7 +2118,7 @@
                 <w:sz w:val="18"/>
                 <w:szCs w:val="18"/>
               </w:rPr>
-              <w:t xml:space="preserve">Learners explained in writing why the resized passport photo looks identical but occupies a different area: the LSF scales every length equally (preserving all proportions and angles), the area changes by LSF², and if the photo were three-dimensional the volume would change by LSF³ — demonstrating that one number, the Linear Scale Factor, governs the entire transformation.</w:t>
+              <w:t xml:space="preserve">This is the same rule as Achieng's passport photos: when the length is doubled the area is 4 times, so print P costs KES 120 and not KES 60. Maps, plans and photos are similar figures, lengths change by k, areas by k^2, and cost depends on area.</w:t>
             </w:r>
           </w:p>
         </w:tc>
@@ -2171,7 +2171,7 @@
                 <w:sz w:val="18"/>
                 <w:szCs w:val="18"/>
               </w:rPr>
-              <w:t xml:space="preserve">Final Explanation — Weaving the Three Relationships: LSF, ASF, and VSF</w:t>
+              <w:t xml:space="preserve">Consolidation: Explaining the Passport Photo</w:t>
             </w:r>
           </w:p>
         </w:tc>
@@ -2203,7 +2203,7 @@
                 <w:sz w:val="18"/>
                 <w:szCs w:val="18"/>
               </w:rPr>
-              <w:t xml:space="preserve">Learners examined three Kenyan-context problems (Nairobi–Nakuru map, Mombasa architect's roof model, Kericho tea-farm water tanks) that each required a different scale-factor relationship — linear, area, or volume — and peer-marked each other's solutions using a three-colour protocol.</w:t>
+              <w:t xml:space="preserve">We observed that print P (6 x 8 cm) is an enlargement of print S (3 x 4 cm): every length is doubled (3 to 6, 4 to 8, diagonal 5 to 10 cm) and the angles stay the same. The area went from 12 cm2 to 48 cm2 and the price from KES 30 to KES 120. Print L (9 x 12 cm) has area 108 cm2 and costs KES 270. The 6 x 4 cm photo, where only the width was doubled, looked stretched. A similar jerrycan with LSF 2 holds 40 L instead of 5 L.</w:t>
             </w:r>
           </w:p>
         </w:tc>
@@ -2235,7 +2235,7 @@
                 <w:sz w:val="18"/>
                 <w:szCs w:val="18"/>
               </w:rPr>
-              <w:t xml:space="preserve">ASF = LSF² and VSF = LSF³: a single Linear Scale Factor simultaneously determines how lengths, areas, and volumes change between similar figures. All corresponding angles remain equal and all corresponding lengths remain in the same ratio — these are the two conditions for similarity. If only one dimension is scaled (unequal LSF), angles change and the figure is no longer similar (distortion occurs).</w:t>
+              <w:t xml:space="preserve">We learned that an enlargement keeps the same shape when corresponding angles are equal and corresponding sides are in the same ratio. LSF k = image length / object length. ASF = k^2 and VSF = k^3. Cost at KES 2.50 per cm2 follows area, so it changes by k^2, not k. We also learned that a negative or fractional scale factor still gives an enlargement, and that a centre and a scale factor can be found from an object and its image.</w:t>
             </w:r>
           </w:p>
         </w:tc>
@@ -2267,7 +2267,7 @@
                 <w:sz w:val="18"/>
                 <w:szCs w:val="18"/>
               </w:rPr>
-              <w:t xml:space="preserve">The passport photo photographer's software applied one LSF = 3 equally to both width and height of the digital image. This preserved all angles (so the face looks identical) and all length ratios (so proportions are perfect), while making the area exactly 9× larger (ASF = 3² = 9) and — if the image were a 3D object — the volume would be 27× larger (VSF = 3³ = 27). The mathematics that makes perfect resizing possible is the Linear Scale Factor applied uniformly to every dimension.</w:t>
+              <w:t xml:space="preserve">Achieng's photo can be made bigger or smaller without changing its shape by multiplying every length by the same linear scale factor. From S to P, k = 2, so lengths double, but area is multiplied by 2^2 = 4 (12 cm2 to 48 cm2). Mr Otieno charges KES 2.50 per cm2, so the price rises from KES 30 to KES 120, which is four times and not double. For S to L, k = 3, ASF = 9 and the price is KES 270. If only the width is doubled (6 x 4 cm), the sides are not in the same ratio, so the photo is not similar. For solids, volume is multiplied by k^3, so the jerrycan goes from 5 L to 40 L.</w:t>
             </w:r>
           </w:p>
         </w:tc>
@@ -2391,7 +2391,7 @@
         </w:rPr>
         <w:t xml:space="preserve">© 2026 SeaVuria and ARES. This work is licensed under a </w:t>
       </w:r>
-      <w:hyperlink w:history="1" r:id="rIdjp2wrykltpjfgtrb7aval">
+      <w:hyperlink w:history="1" r:id="rIdinygu1klzh1yrdhxm51m3">
         <w:r>
           <w:rPr>
             <w:rFonts w:ascii="Arial" w:cs="Arial" w:eastAsia="Arial" w:hAnsi="Arial"/>
@@ -2411,7 +2411,7 @@
         </w:rPr>
         <w:t xml:space="preserve"> (</w:t>
       </w:r>
-      <w:hyperlink w:history="1" r:id="rId_e7fyshfatazi6o7ndnjv">
+      <w:hyperlink w:history="1" r:id="rIdtovlvqnh0gotjgdhb2wb_">
         <w:r>
           <w:rPr>
             <w:rFonts w:ascii="Arial" w:cs="Arial" w:eastAsia="Arial" w:hAnsi="Arial"/>
@@ -2431,7 +2431,7 @@
         </w:rPr>
         <w:t xml:space="preserve">). To view a copy of this license, visit </w:t>
       </w:r>
-      <w:hyperlink w:history="1" r:id="rIdsa_xzkuwmh-t_fhvrflav">
+      <w:hyperlink w:history="1" r:id="rIdhdyjocwcodsqniccwbrci">
         <w:r>
           <w:rPr>
             <w:rFonts w:ascii="Arial" w:cs="Arial" w:eastAsia="Arial" w:hAnsi="Arial"/>

--- a/data/outputs/v2/Maths/SS2.1_Similarity_and_Enlargement/Mathematics_Similarity_and_Enlargement_SummaryTable.docx
+++ b/data/outputs/v2/Maths/SS2.1_Similarity_and_Enlargement/Mathematics_Similarity_and_Enlargement_SummaryTable.docx
@@ -227,7 +227,7 @@
                 <w:sz w:val="18"/>
                 <w:szCs w:val="18"/>
               </w:rPr>
-              <w:t xml:space="preserve">DRIVING QUESTION: How can a passport photo be made bigger or smaller without changing its shape, and how do its length, area and cost change when we do so?</w:t>
+              <w:t xml:space="preserve">DRIVING QUESTION: How can a full-size photograph of a person be resized to fit a small passport photo box without distortion?</w:t>
             </w:r>
           </w:p>
         </w:tc>
@@ -532,7 +532,7 @@
                 <w:sz w:val="18"/>
                 <w:szCs w:val="18"/>
               </w:rPr>
-              <w:t xml:space="preserve">Same Photo, Two Sizes: Launching the Driving Question Board</w:t>
+              <w:t xml:space="preserve">Wanjiru's Passport Photo: What Stays the Same When Size Changes?</w:t>
             </w:r>
           </w:p>
         </w:tc>
@@ -564,7 +564,7 @@
                 <w:sz w:val="18"/>
                 <w:szCs w:val="18"/>
               </w:rPr>
-              <w:t xml:space="preserve">We saw two prints of Achieng's passport photo: stamp size S (3 cm x 4 cm, KES 30) and postcard size P (6 cm x 8 cm, KES 120). The picture has the same shape on both prints, but the width, height, face height, diagonal and price are all different.</w:t>
+              <w:t xml:space="preserve">We observed that Wanjiru's original photo (14 cm × 18 cm), the passport photo (3.5 cm × 4.5 cm) and the poster (70 cm × 90 cm) are very different in size but her face looks the same in each, while the 4.5 cm × 4.5 cm print, made by changing only the width, looks stretched.</w:t>
             </w:r>
           </w:p>
         </w:tc>
@@ -596,7 +596,7 @@
                 <w:sz w:val="18"/>
                 <w:szCs w:val="18"/>
               </w:rPr>
-              <w:t xml:space="preserve">A picture can be made bigger without changing its shape, and we call such pictures similar. The original is the object and the bigger copy is the image. Different measurements change in different ways, and the price did not simply double.</w:t>
+              <w:t xml:space="preserve">We learned that a picture can change size by a large amount and still keep its shape, and that changing only one direction (the width) spoils the shape. We do not yet know exactly what must stay the same.</w:t>
             </w:r>
           </w:p>
         </w:tc>
@@ -628,7 +628,7 @@
                 <w:sz w:val="18"/>
                 <w:szCs w:val="18"/>
               </w:rPr>
-              <w:t xml:space="preserve">We think the lengths on P are bigger than on S because the photo was enlarged, and the price is more than double because more paper is used, but we do not yet know the rule. We have started the DQB with questions about length, area and cost to investigate in later lessons.</w:t>
+              <w:t xml:space="preserve">Our first idea is that the size can change but something about the shape, such as how the sides compare, must stay the same in every direction. We recorded our questions on the Driving Question Board and drew an initial model to test in later lessons.</w:t>
             </w:r>
           </w:p>
         </w:tc>
@@ -681,7 +681,7 @@
                 <w:sz w:val="18"/>
                 <w:szCs w:val="18"/>
               </w:rPr>
-              <w:t xml:space="preserve">Spotting Similar Objects Around Us</w:t>
+              <w:t xml:space="preserve">Spotting Similar Figures Around Us: Sorting Photos, Maps, Models and Logos</w:t>
             </w:r>
           </w:p>
         </w:tc>
@@ -713,7 +713,7 @@
                 <w:sz w:val="18"/>
                 <w:szCs w:val="18"/>
               </w:rPr>
-              <w:t xml:space="preserve">We observed that photos S (3 x 4 cm) and P (6 x 8 cm) look the same shape but differ in size, while the distorted 6 x 4 photo looks stretched. We also saw that a flag and a smaller flag, a map and a smaller map, and a real matatu (700 cm) and its 1:25 model (28 cm) look the same shape.</w:t>
+              <w:t xml:space="preserve">We observed that Wanjiru's 3.5 cm × 4.5 cm passport print and the 70 cm × 90 cm poster look the same shape as the 14 cm × 18 cm original, but the 4.5 cm × 4.5 cm print looks stretched. Other pairs (map, matatu model, school logo) can also be sorted this way.</w:t>
             </w:r>
           </w:p>
         </w:tc>
@@ -745,7 +745,7 @@
                 <w:sz w:val="18"/>
                 <w:szCs w:val="18"/>
               </w:rPr>
-              <w:t xml:space="preserve">We learned to sort objects as similar (same shape, size may differ) or not similar (shape changed, for example stretched). A model matatu is similar to a real matatu, and 'congruent' is used only when shape and size are both the same.</w:t>
+              <w:t xml:space="preserve">We learned that similar figures (~) have the same shape but can have different sizes, and that a figure stretched or squashed in one direction only is not similar to the original.</w:t>
             </w:r>
           </w:p>
         </w:tc>
@@ -777,7 +777,7 @@
                 <w:sz w:val="18"/>
                 <w:szCs w:val="18"/>
               </w:rPr>
-              <w:t xml:space="preserve">Achieng's prints S and P are similar because one is an enlargement of the other without stretching, while doubling only the width gives a distorted, non-similar photo. We still need numbers to test similarity and to explain how length, area and cost change.</w:t>
+              <w:t xml:space="preserve">We can explain that size can change a lot while shape stays the same only when the figure is enlarged or reduced evenly. We still need a reliable test, not just our eyes, which we will build by measuring in Lesson 3.</w:t>
             </w:r>
           </w:p>
         </w:tc>
@@ -830,7 +830,7 @@
                 <w:sz w:val="18"/>
                 <w:szCs w:val="18"/>
               </w:rPr>
-              <w:t xml:space="preserve">Testing Similarity: Equal Angles and Proportional Sides</w:t>
+              <w:t xml:space="preserve">Properties of Similar Figures: Equal Angles and Equal Ratios in Wanjiru's Photos</w:t>
             </w:r>
           </w:p>
         </w:tc>
@@ -862,7 +862,7 @@
                 <w:sz w:val="18"/>
                 <w:szCs w:val="18"/>
               </w:rPr>
-              <w:t xml:space="preserve">We measured the angles and compared sides of triangles 3-4-5 and 6-8-10 (all ratios 2), rectangles 3 x 4 and 6 x 7 (ratios 2 and 1.75), and photo S (3 x 4 cm) against the distorted 6 x 4 cm photo (ratios 2 and 1). All the rectangles and photos had right angles.</w:t>
+              <w:t xml:space="preserve">We measured the corner angles, widths, heights, eye gap, chin distance and chin angle of the original (14 cm × 18 cm), passport (3.5 cm × 4.5 cm), poster (70 cm × 90 cm) and the distorted (4.5 cm × 4.5 cm) prints. Record your values: corners ___°, width : height ___, eye gap : chin distance ___, chin angle ___°.</w:t>
             </w:r>
           </w:p>
         </w:tc>
@@ -894,7 +894,7 @@
                 <w:sz w:val="18"/>
                 <w:szCs w:val="18"/>
               </w:rPr>
-              <w:t xml:space="preserve">Figures are similar only if corresponding angles are equal AND corresponding sides are in the same ratio. Equal angles alone are not enough, and one matching ratio is not enough.</w:t>
+              <w:t xml:space="preserve">Similar figures (~) have equal corresponding angles and equal ratios of corresponding sides. Write the two tests in your own words and give one number from today's data for each.</w:t>
             </w:r>
           </w:p>
         </w:tc>
@@ -926,7 +926,7 @@
                 <w:sz w:val="18"/>
                 <w:szCs w:val="18"/>
               </w:rPr>
-              <w:t xml:space="preserve">Print P (6 x 8 cm) is similar to print S (3 x 4 cm) because all angles are 90 degrees and 6/3 = 8/4 = 2. The photo made 6 x 4 cm is stretched because the width ratio is 2 but the height ratio is 1, so it is not similar. This helps explain how Achieng's photo can change size without changing shape.</w:t>
+              <w:t xml:space="preserve">Explain why the passport print and poster keep Wanjiru's likeness but the 4.5 cm × 4.5 cm print does not, using the ratio 7 : 9 versus 1 : 1 and the chin angle of about 42.5° versus about 53°.</w:t>
             </w:r>
           </w:p>
         </w:tc>
@@ -979,7 +979,7 @@
                 <w:sz w:val="18"/>
                 <w:szCs w:val="18"/>
               </w:rPr>
-              <w:t xml:space="preserve">Finding the Linear Scale Factor: How Many Times Bigger Is Achieng's Photo?</w:t>
+              <w:t xml:space="preserve">Linear Scale Factor: How Many Times Bigger or Smaller? (Wanjiru's Photo Prints)</w:t>
             </w:r>
           </w:p>
         </w:tc>
@@ -1011,7 +1011,7 @@
                 <w:sz w:val="18"/>
                 <w:szCs w:val="18"/>
               </w:rPr>
-              <w:t xml:space="preserve">We measured width, height, diagonal and face height of Achieng's prints S (3 x 4 cm), P (6 x 8 cm) and L (9 x 12 cm). For S to P, every length was 2 times bigger (6/3 = 8/4 = 10/5 = 4.8/2.4 = 2), and for S to L it was 3 times. In the distorted 6 x 4 photo, the width ratio was 2 but the height ratio was 1.</w:t>
+              <w:t xml:space="preserve">We measured and compared the prints of Wanjiru's photo. Original to passport: width 3.5 ÷ 14 = 1/4 and height 4.5 ÷ 18 = 1/4. Original to poster: 70 ÷ 14 = 5 and 90 ÷ 18 = 5. Passport to poster: 20 for both. Distorted print: width factor 9/28 and height factor 1/4, which are not equal.</w:t>
             </w:r>
           </w:p>
         </w:tc>
@@ -1043,7 +1043,7 @@
                 <w:sz w:val="18"/>
                 <w:szCs w:val="18"/>
               </w:rPr>
-              <w:t xml:space="preserve">The linear scale factor k = image length / object length, using the same units and corresponding sides in the same order. k &gt; 1 is an enlargement and 0 &lt; k &lt; 1 is a reduction (P to S has k = 1/2). A single constant k for all lengths keeps the shape the same.</w:t>
+              <w:t xml:space="preserve">The linear scale factor is k = image length ÷ object length, and we must always say which is the object and which is the image. If k &gt; 1 it is an enlargement and if 0 &lt; k &lt; 1 it is a reduction. We can find a missing length using image = k × object, or object = image ÷ k.</w:t>
             </w:r>
           </w:p>
         </w:tc>
@@ -1075,7 +1075,7 @@
                 <w:sz w:val="18"/>
                 <w:szCs w:val="18"/>
               </w:rPr>
-              <w:t xml:space="preserve">Print P is an enlargement of print S with LSF 2, so every length doubles by multiplying, not by adding, and the shape stays the same. Our first model explains lengths but not yet why Mr Otieno's price went from KES 30 to KES 120, so we need to investigate area next.</w:t>
+              <w:t xml:space="preserve">Wanjiru's passport photo (k = 1/4) and poster (k = 5) keep her likeness because every length, both width and height, is multiplied by the same k, so they are similar (~) to the original. The 4.5 × 4.5 cm print changed the width by 9/28 and the height by 1/4. These are different factors, so her face looked stretched. What must stay the same is one scale factor for all lengths. What may change is the size.</w:t>
             </w:r>
           </w:p>
         </w:tc>
@@ -1128,7 +1128,7 @@
                 <w:sz w:val="18"/>
                 <w:szCs w:val="18"/>
               </w:rPr>
-              <w:t xml:space="preserve">Using LSF to Find Unknown Lengths: Photo L and the Kericho Tree Shadow</w:t>
+              <w:t xml:space="preserve">Similar Triangles in Problem Solving: Measuring Heights with Shadows</w:t>
             </w:r>
           </w:p>
         </w:tc>
@@ -1160,7 +1160,7 @@
                 <w:sz w:val="18"/>
                 <w:szCs w:val="18"/>
               </w:rPr>
-              <w:t xml:space="preserve">Photo L is 9 cm x 12 cm with diagonal 15 cm when S (3 x 4, diagonal 5) is enlarged with LSF 3. A 1.5 m student with a 2 m shadow and a tree with a 12 m shadow give k = 12/2 = 6.</w:t>
+              <w:t xml:space="preserve">What did we observe? For example: Wanjiru (1.5 m tall) casts a 2 m shadow and the tree casts a 12 m shadow at the same time; the angles at the end of both shadows measured about the same; height ÷ shadow was 0.75 for Wanjiru.</w:t>
             </w:r>
           </w:p>
         </w:tc>
@@ -1192,7 +1192,7 @@
                 <w:sz w:val="18"/>
                 <w:szCs w:val="18"/>
               </w:rPr>
-              <w:t xml:space="preserve">If figures are similar, we find k from one pair of corresponding sides (image/object), then multiply object lengths by k to get image lengths, or divide image lengths by k to get object lengths. The tree height is 1.5 x 6 = 9 m.</w:t>
+              <w:t xml:space="preserve">What did we learn? For example: the two shadow triangles are similar (equal corresponding angles, proportional corresponding sides); with Wanjiru's triangle as the object and the tree's as the image, k = 12 ÷ 2 = 6, so the tree is 1.5 × 6 = 9 m tall.</w:t>
             </w:r>
           </w:p>
         </w:tc>
@@ -1224,7 +1224,7 @@
                 <w:sz w:val="18"/>
                 <w:szCs w:val="18"/>
               </w:rPr>
-              <w:t xml:space="preserve">Shadows work because the sun's rays make equal angles, so the student and tree triangles are similar. Every length in the photo follows the same LSF, so we can predict any missing side of a resized passport photo. We have not yet explained why the cost of P is KES 120 rather than double KES 30.</w:t>
+              <w:t xml:space="preserve">How does this help explain the phenomenon? For example: just as the passport photo (k = 1/4) and poster (k = 5) are similar to the original because every length is multiplied by one scale factor and the angles stay equal, the tree's triangle keeps Wanjiru's triangle's shape; the distorted 4.5 × 4.5 cm print used different factors (9/28 and 1/4), so its shape changed.</w:t>
             </w:r>
           </w:p>
         </w:tc>
@@ -1277,7 +1277,7 @@
                 <w:sz w:val="18"/>
                 <w:szCs w:val="18"/>
               </w:rPr>
-              <w:t xml:space="preserve">Area Scale Factor and the Cost Puzzle: Why Does Doubling the Photo Quadruple the Price?</w:t>
+              <w:t xml:space="preserve">Area Scale Factor: Why Doubling Lengths Does Not Double Area</w:t>
             </w:r>
           </w:p>
         </w:tc>
@@ -1309,7 +1309,7 @@
                 <w:sz w:val="18"/>
                 <w:szCs w:val="18"/>
               </w:rPr>
-              <w:t xml:space="preserve">We drew prints S (3 x 4 cm), P (6 x 8 cm), L (9 x 12 cm) and H (1.5 x 2 cm) on grid paper and found areas of 12, 48, 108 and 3 cm2. Four copies of S fit exactly on P, and nine copies fit on L. The prices at KES 2.50 per cm2 were KES 30, 120, 270 and 7.50. The distorted 6 x 4 cm photo had area 24 cm2.</w:t>
+              <w:t xml:space="preserve">We measured and counted unit squares for rectangles enlarged by k = 2 and k = 3 (areas 24 and 54 cm² from a 2 × 3 rectangle) and calculated the areas of Wanjiru's prints: original 14 × 18 = 252 cm², passport 3.5 × 4.5 = 15.75 cm², poster 70 × 90 = 6300 cm².</w:t>
             </w:r>
           </w:p>
         </w:tc>
@@ -1341,7 +1341,7 @@
                 <w:sz w:val="18"/>
                 <w:szCs w:val="18"/>
               </w:rPr>
-              <w:t xml:space="preserve">When a figure is enlarged with linear scale factor k, its area is multiplied by the area scale factor ASF = k^2. For k = 2, ASF = 4; for k = 3, ASF = 9; for k = 1/2, ASF = 1/4. Cost follows area, not length. The rule needs both dimensions to be multiplied by the same k (similar figures).</w:t>
+              <w:t xml:space="preserve">When every length is multiplied by the linear scale factor k, the area is multiplied by k². The area factors for Wanjiru's prints are 1/16 (original to passport, k = 1/4), 25 (original to poster, k = 5) and 400 (passport to poster, k = 20).</w:t>
             </w:r>
           </w:p>
         </w:tc>
@@ -1373,7 +1373,7 @@
                 <w:sz w:val="18"/>
                 <w:szCs w:val="18"/>
               </w:rPr>
-              <w:t xml:space="preserve">Achieng's print P has every length doubled (LSF 2), so its area is 2^2 = 4 times that of S (12 cm2 to 48 cm2). Mr Otieno charges KES 2.50 per cm2, so the price rises from KES 30 to KES 120, which is four times and not double. The distorted photo has only the width doubled, so its area (24 cm2) is only twice and it is not similar.</w:t>
+              <w:t xml:space="preserve">Length and width are both multiplied by k, so area = (k × width) × (k × height) = k² × old area. Wanjiru's prints keep her likeness because one scale factor is used in every direction (similar figures), so area changes by k². The distorted 4.5 × 4.5 cm print used different factors (9/28 and 1/4), so it is not similar and the k² rule does not apply.</w:t>
             </w:r>
           </w:p>
         </w:tc>
@@ -1426,7 +1426,7 @@
                 <w:sz w:val="18"/>
                 <w:szCs w:val="18"/>
               </w:rPr>
-              <w:t xml:space="preserve">Volume Scale Factor: From Photo Area to Cube and Jerrycan Volume</w:t>
+              <w:t xml:space="preserve">Volume Scale Factor: From Small Cartons to Large Cartons (k³)</w:t>
             </w:r>
           </w:p>
         </w:tc>
@@ -1458,7 +1458,7 @@
                 <w:sz w:val="18"/>
                 <w:szCs w:val="18"/>
               </w:rPr>
-              <w:t xml:space="preserve">We built a 2 cm cube (8 cm3) and a 4 cm cube (64 cm3), compared the 5 L jerrycan with the similar jerrycan that holds 40 L, and calculated an LSF 3 cube of 216 cm3 (27 times).</w:t>
+              <w:t xml:space="preserve">Small carton 10 × 6 × 4 cm has volume 240 cm³; large similar carton 20 × 12 × 8 cm has volume 1920 cm³; all edges have k = 2 (large ÷ small); 1920 ÷ 240 = 8; a 2 × 2 × 2 block uses 8 unit cubes.</w:t>
             </w:r>
           </w:p>
         </w:tc>
@@ -1490,7 +1490,7 @@
                 <w:sz w:val="18"/>
                 <w:szCs w:val="18"/>
               </w:rPr>
-              <w:t xml:space="preserve">When every length is multiplied by the linear scale factor k, the volume is multiplied by VSF = k^3. The pattern is length x k, area x k^2 and volume x k^3, and it works only for similar objects.</w:t>
+              <w:t xml:space="preserve">When every length of a solid is multiplied by k, the volume is multiplied by k³ (and area by k²), so k = 2 gives volume factor 8 and k = 3 gives 27.</w:t>
             </w:r>
           </w:p>
         </w:tc>
@@ -1522,7 +1522,7 @@
                 <w:sz w:val="18"/>
                 <w:szCs w:val="18"/>
               </w:rPr>
-              <w:t xml:space="preserve">Doubling every length of a solid gives 2 x 2 x 2 = 8 times the volume, because length, width and height each double. That is why a similar jerrycan with LSF 2 holds 40 L, not 10 L or 20 L, and why Achieng's photo (LSF 2) costs 4 times as much because of ASF = 4. This adds volume to the model of her passport photo.</w:t>
+              <w:t xml:space="preserve">Volume depends on three lengths (length × width × height), each multiplied by the same k, so volume is multiplied by k × k × k = k³. This extends the idea from Wanjiru's photo: one scale factor in every direction keeps the shape, while area changes by k² and volume by k³.</w:t>
             </w:r>
           </w:p>
         </w:tc>
@@ -1575,7 +1575,7 @@
                 <w:sz w:val="18"/>
                 <w:szCs w:val="18"/>
               </w:rPr>
-              <w:t xml:space="preserve">Enlargement with a Positive Scale Factor: Locating the Centre and Drawing Rays</w:t>
+              <w:t xml:space="preserve">Enlargement with a Centre and a Positive Scale Factor: Building Wanjiru's Poster from Rays</w:t>
             </w:r>
           </w:p>
         </w:tc>
@@ -1607,7 +1607,7 @@
                 <w:sz w:val="18"/>
                 <w:szCs w:val="18"/>
               </w:rPr>
-              <w:t xml:space="preserve">We drew rays from the centre O(0,0) through A(1,1), B(3,1) and C(2,3) and marked each image point at twice its distance from O. We got A'(2,2), B'(6,2), C'(4,6). Each side of the image was 2 times as long as the matching side of the object and the angles were equal.</w:t>
+              <w:t xml:space="preserve">We drew rays from the centre O(0,0) through A(1,1), B(3,1) and C(1,2) and marked A'(2,2), B'(6,2) and C'(2,4) at twice the distance from O. We measured the sides and angles of triangle ABC and triangle A'B'C'.</w:t>
             </w:r>
           </w:p>
         </w:tc>
@@ -1639,7 +1639,7 @@
                 <w:sz w:val="18"/>
                 <w:szCs w:val="18"/>
               </w:rPr>
-              <w:t xml:space="preserve">An enlargement needs a centre and a scale factor. With a positive scale factor k, each image point lies on the ray from the centre through the object point, at k times the distance from the centre. The image is similar to the object, just like print P is similar to print S.</w:t>
+              <w:t xml:space="preserve">An enlargement needs a centre and a scale factor k, where k = image length ÷ object length. With k = 2, every image point lies on the ray from O through its object point at twice the distance. The image is similar to the object: corresponding angles are equal and corresponding sides are in the ratio 1 : 2.</w:t>
             </w:r>
           </w:p>
         </w:tc>
@@ -1671,7 +1671,7 @@
                 <w:sz w:val="18"/>
                 <w:szCs w:val="18"/>
               </w:rPr>
-              <w:t xml:space="preserve">Achieng's print P is an enlargement of print S with scale factor 2. Every point of the picture is moved along a ray from the centre to twice the distance, so every length doubles and the angles stay the same, so the shape is unchanged. Doubling only the width (6 x 4 cm) does not follow this rule, so the photo is stretched and not similar.</w:t>
+              <w:t xml:space="preserve">Wanjiru's poster keeps her likeness because every point is moved from one centre by the same scale factor (k = 5), so ratios and angles stay the same. The distorted 4.5 × 4.5 cm print used different factors (9/28 for width and 1/4 for height), so it is not an enlargement and her face looked stretched.</w:t>
             </w:r>
           </w:p>
         </w:tc>
@@ -1724,7 +1724,7 @@
                 <w:sz w:val="18"/>
                 <w:szCs w:val="18"/>
               </w:rPr>
-              <w:t xml:space="preserve">Shrinking and Flipping: Fractional and Negative Scale Factors</w:t>
+              <w:t xml:space="preserve">Fractional and Negative Scale Factors: Reduction and Inverted Images</w:t>
             </w:r>
           </w:p>
         </w:tc>
@@ -1756,7 +1756,7 @@
                 <w:sz w:val="18"/>
                 <w:szCs w:val="18"/>
               </w:rPr>
-              <w:t xml:space="preserve">We drew rays from the centre O(0,0) through A(1,1), B(3,1), C(2,3). With k = 2 we got A'(2,2), B'(6,2), C'(4,6). With k = 1/2 applied to A'B'C' we returned to A(1,1), B(3,1), C(2,3). With k = -2 we got A''(-2,-2), B''(-6,-2), C''(-4,-6) on the opposite side of O, upside down. Print P (6 x 8 cm) to print S (3 x 4 cm) has k = 1/2.</w:t>
+              <w:t xml:space="preserve">We observed that when triangle ABC with A(1,1), B(3,1), C(1,2) is enlarged from centre O(0,0) with k = 1/2, the image A'(0.5,0.5), B'(1.5,0.5), C'(0.5,1) is smaller and on the same side of O; with k = -2, the image A'(-2,-2), B'(-6,-2), C'(-2,-4) is larger, inverted and on the opposite side of O. A projector shows an inverted image of a slide.</w:t>
             </w:r>
           </w:p>
         </w:tc>
@@ -1788,7 +1788,7 @@
                 <w:sz w:val="18"/>
                 <w:szCs w:val="18"/>
               </w:rPr>
-              <w:t xml:space="preserve">If 0 &lt; k &lt; 1, the image is a smaller copy on the same side of the centre (a reduction, still an enlargement with a fractional scale factor). If k is negative, the image is on the opposite side of the centre and inverted, and its size is given by |k|. In both cases k = image length / object length and the shape stays similar.</w:t>
+              <w:t xml:space="preserve">We learned that a scale factor between 0 and 1 gives a reduction, a negative scale factor gives an inverted image on the opposite side of the centre, and lengths are multiplied by the size of k. In every case the corresponding angles stay equal (for example 90°) and the ratios of corresponding sides stay equal, so the image is similar to the object.</w:t>
             </w:r>
           </w:p>
         </w:tc>
@@ -1820,7 +1820,7 @@
                 <w:sz w:val="18"/>
                 <w:szCs w:val="18"/>
               </w:rPr>
-              <w:t xml:space="preserve">Mr Otieno can shrink print P to print S using k = 1/2, so every length halves (6 to 3, 8 to 4, diagonal 10 to 5) while the angles stay the same, so the photo is not stretched. Distances from the centre are multiplied by k, which is why negative k flips the image to the opposite side of the centre.</w:t>
+              <w:t xml:space="preserve">Wanjiru's passport print (3.5 × 4.5 cm) is a reduction of her 14 × 18 cm original with k = 1/4, since both width and height are multiplied by the same factor and the width : height ratio stays 7:9, so her face looks like her. The 4.5 × 4.5 cm print used different factors (9/28 for width and 1/4 for height), so the shape changed and her face looked stretched. Size can change by any scale factor, even a fraction or a negative one, but shape is kept only if one scale factor is applied to all lengths.</w:t>
             </w:r>
           </w:p>
         </w:tc>
@@ -1873,7 +1873,7 @@
                 <w:sz w:val="18"/>
                 <w:szCs w:val="18"/>
               </w:rPr>
-              <w:t xml:space="preserve">Finding the Centre and Scale Factor of an Enlargement from Object and Image</w:t>
+              <w:t xml:space="preserve">Finding the Centre and Scale Factor of an Enlargement</w:t>
             </w:r>
           </w:p>
         </w:tc>
@@ -1905,7 +1905,7 @@
                 <w:sz w:val="18"/>
                 <w:szCs w:val="18"/>
               </w:rPr>
-              <w:t xml:space="preserve">Lines drawn through corresponding points A and A', B and B', and C and C' all meet at one point, (1,0). Object AB = 2 and image A'B' = 4. Object and image have equal angles and parallel sides.</w:t>
+              <w:t xml:space="preserve">We plotted P(2,2), Q(3,2), R(2,3) and their image P'(4,4), Q'(7,4), R'(4,7), joined P to P', Q to Q' and R to R', extended the lines, and saw that all three meet at one point, (1,1). We measured that each image length is 3 times its object length (for example PQ = 1 and P'Q' = 3).</w:t>
             </w:r>
           </w:p>
         </w:tc>
@@ -1937,7 +1937,7 @@
                 <w:sz w:val="18"/>
                 <w:szCs w:val="18"/>
               </w:rPr>
-              <w:t xml:space="preserve">The point where lines through corresponding points meet is the centre of enlargement. The scale factor is k = image length / object length = 4/2 = 2. An enlargement is described by its centre and its scale factor.</w:t>
+              <w:t xml:space="preserve">The centre of an enlargement is the point where the lines joining corresponding object and image points meet. The scale factor is k = image length ÷ object length = 3. We checked the result with coordinates: P' minus centre = (3,3) = 3 × (1,1), which is 3 × (P minus centre).</w:t>
             </w:r>
           </w:p>
         </w:tc>
@@ -1969,7 +1969,7 @@
                 <w:sz w:val="18"/>
                 <w:szCs w:val="18"/>
               </w:rPr>
-              <w:t xml:space="preserve">Print P is an enlargement of print S with k = 2 (3 to 6, 4 to 8, 5 to 10), and the shape stays the same because every point moves along a line through the centre and every length is multiplied by the same factor. We can recover the centre and k from only the object and image.</w:t>
+              <w:t xml:space="preserve">Wanjiru's passport photo (k = 1/4) and poster (k = 5) are enlargements of the original because one centre and one scale factor apply to every point and length, so her face keeps its shape. The distorted 4.5 × 4.5 cm print used two different factors (9/28 for width and 1/4 for height), so it is not an enlargement from a single centre and her face looked stretched.</w:t>
             </w:r>
           </w:p>
         </w:tc>
@@ -2022,7 +2022,7 @@
                 <w:sz w:val="18"/>
                 <w:szCs w:val="18"/>
               </w:rPr>
-              <w:t xml:space="preserve">Maps, Scale Drawings and Costs: Using Scale 1:n in Nairobi, Mombasa and Kisumu</w:t>
+              <w:t xml:space="preserve">Applications of Scale: Maps, Models and Costing Painted Signs</w:t>
             </w:r>
           </w:p>
         </w:tc>
@@ -2054,7 +2054,7 @@
                 <w:sz w:val="18"/>
                 <w:szCs w:val="18"/>
               </w:rPr>
-              <w:t xml:space="preserve">We measured 8.8 cm for Nairobi to Mombasa and 7 cm for Kisumu to Nairobi on a 1:5,000,000 map, and we found that the 1:50 classroom plan is 16 cm x 12 cm (192 cm2) while the real room is 8 m x 6 m (48 m2).</w:t>
+              <w:t xml:space="preserve">We observed that Kisumu and Nairobi, about 265 km apart, are 5.3 cm apart on a 1:5 000 000 map (26 500 000 cm ÷ 5 000 000). We observed that the 70 cm × 90 cm sign (0.63 m²) enlarged with k = 3 becomes 210 cm × 270 cm (5.67 m²), 9 times the area, so paint at KES 400 per m² costs KES 252 for the small sign and KES 2268 for the large one. We also saw the k = 2 carton hold 8 times as much (240 cm³ to 1920 cm³).</w:t>
             </w:r>
           </w:p>
         </w:tc>
@@ -2086,7 +2086,7 @@
                 <w:sz w:val="18"/>
                 <w:szCs w:val="18"/>
               </w:rPr>
-              <w:t xml:space="preserve">A map scale 1:n is a linear scale factor: real length = map length x n, so 8.8 cm gives 440 km and 7 cm gives 350 km. Area changes by n^2 (50^2 = 2500, so 192 cm2 becomes 480,000 cm2 = 48 m2), and cost follows area (48 x KES 800 = KES 38,400).</w:t>
+              <w:t xml:space="preserve">We learned that map makers, signwriters and model makers use scale factor k, area factor k² and volume factor k³ to resize objects. Costs that depend on area (such as paint) change by k², not k. The same k must be applied to all lengths in every direction.</w:t>
             </w:r>
           </w:p>
         </w:tc>
@@ -2118,7 +2118,7 @@
                 <w:sz w:val="18"/>
                 <w:szCs w:val="18"/>
               </w:rPr>
-              <w:t xml:space="preserve">This is the same rule as Achieng's passport photos: when the length is doubled the area is 4 times, so print P costs KES 120 and not KES 60. Maps, plans and photos are similar figures, lengths change by k, areas by k^2, and cost depends on area.</w:t>
+              <w:t xml:space="preserve">This helps explain the photograph: Mr Otieno applied one factor (k = 1/4 for the passport print, k = 5 for the poster) to both width and height, so Wanjiru's face keeps its shape, just as a map keeps the shape of Kenya. The 4.5 cm × 4.5 cm print used different factors (9/28 for width and 1/4 for height), so it was distorted.</w:t>
             </w:r>
           </w:p>
         </w:tc>
@@ -2171,7 +2171,7 @@
                 <w:sz w:val="18"/>
                 <w:szCs w:val="18"/>
               </w:rPr>
-              <w:t xml:space="preserve">Consolidation: Explaining the Passport Photo</w:t>
+              <w:t xml:space="preserve">Consolidation: Resolving the Passport Photo Puzzle</w:t>
             </w:r>
           </w:p>
         </w:tc>
@@ -2203,7 +2203,7 @@
                 <w:sz w:val="18"/>
                 <w:szCs w:val="18"/>
               </w:rPr>
-              <w:t xml:space="preserve">We observed that print P (6 x 8 cm) is an enlargement of print S (3 x 4 cm): every length is doubled (3 to 6, 4 to 8, diagonal 5 to 10 cm) and the angles stay the same. The area went from 12 cm2 to 48 cm2 and the price from KES 30 to KES 120. Print L (9 x 12 cm) has area 108 cm2 and costs KES 270. The 6 x 4 cm photo, where only the width was doubled, looked stretched. A similar jerrycan with LSF 2 holds 40 L instead of 5 L.</w:t>
+              <w:t xml:space="preserve">We observed that the original 14 × 18 cm print, the passport photo 3.5 × 4.5 cm and the poster 70 × 90 cm all have a width : height ratio of 7:9 and the same angles (90° corners, about 42.5° at the chin), while the 4.5 × 4.5 cm distorted print has ratio 1:1 and a chin angle of about 53°.</w:t>
             </w:r>
           </w:p>
         </w:tc>
@@ -2235,7 +2235,7 @@
                 <w:sz w:val="18"/>
                 <w:szCs w:val="18"/>
               </w:rPr>
-              <w:t xml:space="preserve">We learned that an enlargement keeps the same shape when corresponding angles are equal and corresponding sides are in the same ratio. LSF k = image length / object length. ASF = k^2 and VSF = k^3. Cost at KES 2.50 per cm2 follows area, so it changes by k^2, not k. We also learned that a negative or fractional scale factor still gives an enlargement, and that a centre and a scale factor can be found from an object and its image.</w:t>
+              <w:t xml:space="preserve">We learned that similar figures have equal corresponding angles and equal ratios of corresponding sides, that the linear scale factor k = image length ÷ object length (1/4, 5 and 20 for the passport, poster and passport-to-poster), and that area changes by k² (1/16, 25 and 400) and volume by k³.</w:t>
             </w:r>
           </w:p>
         </w:tc>
@@ -2267,7 +2267,7 @@
                 <w:sz w:val="18"/>
                 <w:szCs w:val="18"/>
               </w:rPr>
-              <w:t xml:space="preserve">Achieng's photo can be made bigger or smaller without changing its shape by multiplying every length by the same linear scale factor. From S to P, k = 2, so lengths double, but area is multiplied by 2^2 = 4 (12 cm2 to 48 cm2). Mr Otieno charges KES 2.50 per cm2, so the price rises from KES 30 to KES 120, which is four times and not double. For S to L, k = 3, ASF = 9 and the price is KES 270. If only the width is doubled (6 x 4 cm), the sides are not in the same ratio, so the photo is not similar. For solids, volume is multiplied by k^3, so the jerrycan goes from 5 L to 40 L.</w:t>
+              <w:t xml:space="preserve">Wanjiru's photo keeps her likeness because every length was multiplied by the same scale factor (k = 1/4 for the passport photo, k = 5 for the poster), so ratios and angles stay equal; the 4.5 × 4.5 cm print used different factors (9/28 for width and 1/4 for height), so the ratio and the chin angle changed and her face looked stretched. Size can change by any amount, but shape is kept only when one scale factor is applied to all lengths.</w:t>
             </w:r>
           </w:p>
         </w:tc>
@@ -2391,7 +2391,7 @@
         </w:rPr>
         <w:t xml:space="preserve">© 2026 SeaVuria and ARES. This work is licensed under a </w:t>
       </w:r>
-      <w:hyperlink w:history="1" r:id="rIdinygu1klzh1yrdhxm51m3">
+      <w:hyperlink w:history="1" r:id="rIdesqramf9yp2lj4k-swpbc">
         <w:r>
           <w:rPr>
             <w:rFonts w:ascii="Arial" w:cs="Arial" w:eastAsia="Arial" w:hAnsi="Arial"/>
@@ -2411,7 +2411,7 @@
         </w:rPr>
         <w:t xml:space="preserve"> (</w:t>
       </w:r>
-      <w:hyperlink w:history="1" r:id="rIdtovlvqnh0gotjgdhb2wb_">
+      <w:hyperlink w:history="1" r:id="rIdysm3mt0uld3ucsfexp3rz">
         <w:r>
           <w:rPr>
             <w:rFonts w:ascii="Arial" w:cs="Arial" w:eastAsia="Arial" w:hAnsi="Arial"/>
@@ -2431,7 +2431,7 @@
         </w:rPr>
         <w:t xml:space="preserve">). To view a copy of this license, visit </w:t>
       </w:r>
-      <w:hyperlink w:history="1" r:id="rIdhdyjocwcodsqniccwbrci">
+      <w:hyperlink w:history="1" r:id="rIdrrqhjfie2dlvklxr9fhjv">
         <w:r>
           <w:rPr>
             <w:rFonts w:ascii="Arial" w:cs="Arial" w:eastAsia="Arial" w:hAnsi="Arial"/>

--- a/data/outputs/v2/Maths/SS2.1_Similarity_and_Enlargement/Mathematics_Similarity_and_Enlargement_SummaryTable.docx
+++ b/data/outputs/v2/Maths/SS2.1_Similarity_and_Enlargement/Mathematics_Similarity_and_Enlargement_SummaryTable.docx
@@ -4,6 +4,7 @@
   <w:body>
     <w:p>
       <w:pPr>
+        <w:keepNext w:val="false"/>
         <w:spacing w:after="30" w:before="0"/>
         <w:jc w:val="center"/>
       </w:pPr>
@@ -23,6 +24,7 @@
     </w:p>
     <w:p>
       <w:pPr>
+        <w:keepNext w:val="false"/>
         <w:spacing w:after="60" w:before="0"/>
         <w:jc w:val="center"/>
       </w:pPr>
@@ -81,6 +83,7 @@
           </w:tcPr>
           <w:p>
             <w:pPr>
+              <w:keepNext w:val="false"/>
               <w:spacing w:after="40" w:before="0"/>
               <w:jc w:val="center"/>
             </w:pPr>
@@ -115,6 +118,7 @@
           </w:tcPr>
           <w:p>
             <w:pPr>
+              <w:keepNext w:val="false"/>
               <w:spacing w:after="40" w:before="0"/>
               <w:jc w:val="left"/>
             </w:pPr>
@@ -147,6 +151,7 @@
           </w:tcPr>
           <w:p>
             <w:pPr>
+              <w:keepNext w:val="false"/>
               <w:spacing w:after="40" w:before="0"/>
               <w:jc w:val="left"/>
             </w:pPr>
@@ -181,6 +186,7 @@
           </w:tcPr>
           <w:p>
             <w:pPr>
+              <w:keepNext w:val="false"/>
               <w:spacing w:after="40" w:before="0"/>
               <w:jc w:val="left"/>
             </w:pPr>
@@ -213,6 +219,7 @@
           </w:tcPr>
           <w:p>
             <w:pPr>
+              <w:keepNext w:val="false"/>
               <w:spacing w:after="40" w:before="0"/>
               <w:jc w:val="left"/>
             </w:pPr>
@@ -273,6 +280,7 @@
           </w:tcPr>
           <w:p>
             <w:pPr>
+              <w:keepNext w:val="false"/>
               <w:spacing w:after="40" w:before="0"/>
               <w:jc w:val="center"/>
             </w:pPr>
@@ -307,6 +315,7 @@
           </w:tcPr>
           <w:p>
             <w:pPr>
+              <w:keepNext w:val="false"/>
               <w:spacing w:after="40" w:before="0"/>
               <w:jc w:val="left"/>
             </w:pPr>
@@ -369,6 +378,7 @@
           </w:tcPr>
           <w:p>
             <w:pPr>
+              <w:keepNext w:val="false"/>
               <w:spacing w:after="40" w:before="0"/>
               <w:jc w:val="left"/>
             </w:pPr>
@@ -401,6 +411,7 @@
           </w:tcPr>
           <w:p>
             <w:pPr>
+              <w:keepNext w:val="false"/>
               <w:spacing w:after="40" w:before="0"/>
               <w:jc w:val="left"/>
             </w:pPr>
@@ -433,6 +444,7 @@
           </w:tcPr>
           <w:p>
             <w:pPr>
+              <w:keepNext w:val="false"/>
               <w:spacing w:after="40" w:before="0"/>
               <w:jc w:val="left"/>
             </w:pPr>
@@ -465,6 +477,7 @@
           </w:tcPr>
           <w:p>
             <w:pPr>
+              <w:keepNext w:val="false"/>
               <w:spacing w:after="40" w:before="0"/>
               <w:jc w:val="left"/>
             </w:pPr>
@@ -499,6 +512,7 @@
           </w:tcPr>
           <w:p>
             <w:pPr>
+              <w:keepNext w:val="false"/>
               <w:spacing w:after="40" w:before="0"/>
               <w:jc w:val="left"/>
             </w:pPr>
@@ -518,6 +532,7 @@
           </w:p>
           <w:p>
             <w:pPr>
+              <w:keepNext w:val="false"/>
               <w:spacing w:after="40" w:before="0"/>
               <w:jc w:val="left"/>
             </w:pPr>
@@ -550,6 +565,7 @@
           </w:tcPr>
           <w:p>
             <w:pPr>
+              <w:keepNext w:val="false"/>
               <w:spacing w:after="40" w:before="0"/>
               <w:jc w:val="left"/>
             </w:pPr>
@@ -582,6 +598,7 @@
           </w:tcPr>
           <w:p>
             <w:pPr>
+              <w:keepNext w:val="false"/>
               <w:spacing w:after="40" w:before="0"/>
               <w:jc w:val="left"/>
             </w:pPr>
@@ -614,6 +631,7 @@
           </w:tcPr>
           <w:p>
             <w:pPr>
+              <w:keepNext w:val="false"/>
               <w:spacing w:after="40" w:before="0"/>
               <w:jc w:val="left"/>
             </w:pPr>
@@ -648,6 +666,7 @@
           </w:tcPr>
           <w:p>
             <w:pPr>
+              <w:keepNext w:val="false"/>
               <w:spacing w:after="40" w:before="0"/>
               <w:jc w:val="left"/>
             </w:pPr>
@@ -667,6 +686,7 @@
           </w:p>
           <w:p>
             <w:pPr>
+              <w:keepNext w:val="false"/>
               <w:spacing w:after="40" w:before="0"/>
               <w:jc w:val="left"/>
             </w:pPr>
@@ -699,6 +719,7 @@
           </w:tcPr>
           <w:p>
             <w:pPr>
+              <w:keepNext w:val="false"/>
               <w:spacing w:after="40" w:before="0"/>
               <w:jc w:val="left"/>
             </w:pPr>
@@ -731,6 +752,7 @@
           </w:tcPr>
           <w:p>
             <w:pPr>
+              <w:keepNext w:val="false"/>
               <w:spacing w:after="40" w:before="0"/>
               <w:jc w:val="left"/>
             </w:pPr>
@@ -763,6 +785,7 @@
           </w:tcPr>
           <w:p>
             <w:pPr>
+              <w:keepNext w:val="false"/>
               <w:spacing w:after="40" w:before="0"/>
               <w:jc w:val="left"/>
             </w:pPr>
@@ -797,6 +820,7 @@
           </w:tcPr>
           <w:p>
             <w:pPr>
+              <w:keepNext w:val="false"/>
               <w:spacing w:after="40" w:before="0"/>
               <w:jc w:val="left"/>
             </w:pPr>
@@ -816,6 +840,7 @@
           </w:p>
           <w:p>
             <w:pPr>
+              <w:keepNext w:val="false"/>
               <w:spacing w:after="40" w:before="0"/>
               <w:jc w:val="left"/>
             </w:pPr>
@@ -848,6 +873,7 @@
           </w:tcPr>
           <w:p>
             <w:pPr>
+              <w:keepNext w:val="false"/>
               <w:spacing w:after="40" w:before="0"/>
               <w:jc w:val="left"/>
             </w:pPr>
@@ -880,6 +906,7 @@
           </w:tcPr>
           <w:p>
             <w:pPr>
+              <w:keepNext w:val="false"/>
               <w:spacing w:after="40" w:before="0"/>
               <w:jc w:val="left"/>
             </w:pPr>
@@ -912,6 +939,7 @@
           </w:tcPr>
           <w:p>
             <w:pPr>
+              <w:keepNext w:val="false"/>
               <w:spacing w:after="40" w:before="0"/>
               <w:jc w:val="left"/>
             </w:pPr>
@@ -946,6 +974,7 @@
           </w:tcPr>
           <w:p>
             <w:pPr>
+              <w:keepNext w:val="false"/>
               <w:spacing w:after="40" w:before="0"/>
               <w:jc w:val="left"/>
             </w:pPr>
@@ -965,6 +994,7 @@
           </w:p>
           <w:p>
             <w:pPr>
+              <w:keepNext w:val="false"/>
               <w:spacing w:after="40" w:before="0"/>
               <w:jc w:val="left"/>
             </w:pPr>
@@ -997,6 +1027,7 @@
           </w:tcPr>
           <w:p>
             <w:pPr>
+              <w:keepNext w:val="false"/>
               <w:spacing w:after="40" w:before="0"/>
               <w:jc w:val="left"/>
             </w:pPr>
@@ -1029,6 +1060,7 @@
           </w:tcPr>
           <w:p>
             <w:pPr>
+              <w:keepNext w:val="false"/>
               <w:spacing w:after="40" w:before="0"/>
               <w:jc w:val="left"/>
             </w:pPr>
@@ -1061,6 +1093,7 @@
           </w:tcPr>
           <w:p>
             <w:pPr>
+              <w:keepNext w:val="false"/>
               <w:spacing w:after="40" w:before="0"/>
               <w:jc w:val="left"/>
             </w:pPr>
@@ -1095,6 +1128,7 @@
           </w:tcPr>
           <w:p>
             <w:pPr>
+              <w:keepNext w:val="false"/>
               <w:spacing w:after="40" w:before="0"/>
               <w:jc w:val="left"/>
             </w:pPr>
@@ -1114,6 +1148,7 @@
           </w:p>
           <w:p>
             <w:pPr>
+              <w:keepNext w:val="false"/>
               <w:spacing w:after="40" w:before="0"/>
               <w:jc w:val="left"/>
             </w:pPr>
@@ -1146,6 +1181,7 @@
           </w:tcPr>
           <w:p>
             <w:pPr>
+              <w:keepNext w:val="false"/>
               <w:spacing w:after="40" w:before="0"/>
               <w:jc w:val="left"/>
             </w:pPr>
@@ -1178,6 +1214,7 @@
           </w:tcPr>
           <w:p>
             <w:pPr>
+              <w:keepNext w:val="false"/>
               <w:spacing w:after="40" w:before="0"/>
               <w:jc w:val="left"/>
             </w:pPr>
@@ -1210,6 +1247,7 @@
           </w:tcPr>
           <w:p>
             <w:pPr>
+              <w:keepNext w:val="false"/>
               <w:spacing w:after="40" w:before="0"/>
               <w:jc w:val="left"/>
             </w:pPr>
@@ -1244,6 +1282,7 @@
           </w:tcPr>
           <w:p>
             <w:pPr>
+              <w:keepNext w:val="false"/>
               <w:spacing w:after="40" w:before="0"/>
               <w:jc w:val="left"/>
             </w:pPr>
@@ -1263,6 +1302,7 @@
           </w:p>
           <w:p>
             <w:pPr>
+              <w:keepNext w:val="false"/>
               <w:spacing w:after="40" w:before="0"/>
               <w:jc w:val="left"/>
             </w:pPr>
@@ -1295,6 +1335,7 @@
           </w:tcPr>
           <w:p>
             <w:pPr>
+              <w:keepNext w:val="false"/>
               <w:spacing w:after="40" w:before="0"/>
               <w:jc w:val="left"/>
             </w:pPr>
@@ -1327,6 +1368,7 @@
           </w:tcPr>
           <w:p>
             <w:pPr>
+              <w:keepNext w:val="false"/>
               <w:spacing w:after="40" w:before="0"/>
               <w:jc w:val="left"/>
             </w:pPr>
@@ -1359,6 +1401,7 @@
           </w:tcPr>
           <w:p>
             <w:pPr>
+              <w:keepNext w:val="false"/>
               <w:spacing w:after="40" w:before="0"/>
               <w:jc w:val="left"/>
             </w:pPr>
@@ -1393,6 +1436,7 @@
           </w:tcPr>
           <w:p>
             <w:pPr>
+              <w:keepNext w:val="false"/>
               <w:spacing w:after="40" w:before="0"/>
               <w:jc w:val="left"/>
             </w:pPr>
@@ -1412,6 +1456,7 @@
           </w:p>
           <w:p>
             <w:pPr>
+              <w:keepNext w:val="false"/>
               <w:spacing w:after="40" w:before="0"/>
               <w:jc w:val="left"/>
             </w:pPr>
@@ -1444,6 +1489,7 @@
           </w:tcPr>
           <w:p>
             <w:pPr>
+              <w:keepNext w:val="false"/>
               <w:spacing w:after="40" w:before="0"/>
               <w:jc w:val="left"/>
             </w:pPr>
@@ -1476,6 +1522,7 @@
           </w:tcPr>
           <w:p>
             <w:pPr>
+              <w:keepNext w:val="false"/>
               <w:spacing w:after="40" w:before="0"/>
               <w:jc w:val="left"/>
             </w:pPr>
@@ -1508,6 +1555,7 @@
           </w:tcPr>
           <w:p>
             <w:pPr>
+              <w:keepNext w:val="false"/>
               <w:spacing w:after="40" w:before="0"/>
               <w:jc w:val="left"/>
             </w:pPr>
@@ -1542,6 +1590,7 @@
           </w:tcPr>
           <w:p>
             <w:pPr>
+              <w:keepNext w:val="false"/>
               <w:spacing w:after="40" w:before="0"/>
               <w:jc w:val="left"/>
             </w:pPr>
@@ -1561,6 +1610,7 @@
           </w:p>
           <w:p>
             <w:pPr>
+              <w:keepNext w:val="false"/>
               <w:spacing w:after="40" w:before="0"/>
               <w:jc w:val="left"/>
             </w:pPr>
@@ -1593,6 +1643,7 @@
           </w:tcPr>
           <w:p>
             <w:pPr>
+              <w:keepNext w:val="false"/>
               <w:spacing w:after="40" w:before="0"/>
               <w:jc w:val="left"/>
             </w:pPr>
@@ -1625,6 +1676,7 @@
           </w:tcPr>
           <w:p>
             <w:pPr>
+              <w:keepNext w:val="false"/>
               <w:spacing w:after="40" w:before="0"/>
               <w:jc w:val="left"/>
             </w:pPr>
@@ -1657,6 +1709,7 @@
           </w:tcPr>
           <w:p>
             <w:pPr>
+              <w:keepNext w:val="false"/>
               <w:spacing w:after="40" w:before="0"/>
               <w:jc w:val="left"/>
             </w:pPr>
@@ -1691,6 +1744,7 @@
           </w:tcPr>
           <w:p>
             <w:pPr>
+              <w:keepNext w:val="false"/>
               <w:spacing w:after="40" w:before="0"/>
               <w:jc w:val="left"/>
             </w:pPr>
@@ -1710,6 +1764,7 @@
           </w:p>
           <w:p>
             <w:pPr>
+              <w:keepNext w:val="false"/>
               <w:spacing w:after="40" w:before="0"/>
               <w:jc w:val="left"/>
             </w:pPr>
@@ -1742,6 +1797,7 @@
           </w:tcPr>
           <w:p>
             <w:pPr>
+              <w:keepNext w:val="false"/>
               <w:spacing w:after="40" w:before="0"/>
               <w:jc w:val="left"/>
             </w:pPr>
@@ -1774,6 +1830,7 @@
           </w:tcPr>
           <w:p>
             <w:pPr>
+              <w:keepNext w:val="false"/>
               <w:spacing w:after="40" w:before="0"/>
               <w:jc w:val="left"/>
             </w:pPr>
@@ -1806,6 +1863,7 @@
           </w:tcPr>
           <w:p>
             <w:pPr>
+              <w:keepNext w:val="false"/>
               <w:spacing w:after="40" w:before="0"/>
               <w:jc w:val="left"/>
             </w:pPr>
@@ -1840,6 +1898,7 @@
           </w:tcPr>
           <w:p>
             <w:pPr>
+              <w:keepNext w:val="false"/>
               <w:spacing w:after="40" w:before="0"/>
               <w:jc w:val="left"/>
             </w:pPr>
@@ -1859,6 +1918,7 @@
           </w:p>
           <w:p>
             <w:pPr>
+              <w:keepNext w:val="false"/>
               <w:spacing w:after="40" w:before="0"/>
               <w:jc w:val="left"/>
             </w:pPr>
@@ -1891,6 +1951,7 @@
           </w:tcPr>
           <w:p>
             <w:pPr>
+              <w:keepNext w:val="false"/>
               <w:spacing w:after="40" w:before="0"/>
               <w:jc w:val="left"/>
             </w:pPr>
@@ -1923,6 +1984,7 @@
           </w:tcPr>
           <w:p>
             <w:pPr>
+              <w:keepNext w:val="false"/>
               <w:spacing w:after="40" w:before="0"/>
               <w:jc w:val="left"/>
             </w:pPr>
@@ -1955,6 +2017,7 @@
           </w:tcPr>
           <w:p>
             <w:pPr>
+              <w:keepNext w:val="false"/>
               <w:spacing w:after="40" w:before="0"/>
               <w:jc w:val="left"/>
             </w:pPr>
@@ -1989,6 +2052,7 @@
           </w:tcPr>
           <w:p>
             <w:pPr>
+              <w:keepNext w:val="false"/>
               <w:spacing w:after="40" w:before="0"/>
               <w:jc w:val="left"/>
             </w:pPr>
@@ -2008,6 +2072,7 @@
           </w:p>
           <w:p>
             <w:pPr>
+              <w:keepNext w:val="false"/>
               <w:spacing w:after="40" w:before="0"/>
               <w:jc w:val="left"/>
             </w:pPr>
@@ -2040,6 +2105,7 @@
           </w:tcPr>
           <w:p>
             <w:pPr>
+              <w:keepNext w:val="false"/>
               <w:spacing w:after="40" w:before="0"/>
               <w:jc w:val="left"/>
             </w:pPr>
@@ -2072,6 +2138,7 @@
           </w:tcPr>
           <w:p>
             <w:pPr>
+              <w:keepNext w:val="false"/>
               <w:spacing w:after="40" w:before="0"/>
               <w:jc w:val="left"/>
             </w:pPr>
@@ -2104,6 +2171,7 @@
           </w:tcPr>
           <w:p>
             <w:pPr>
+              <w:keepNext w:val="false"/>
               <w:spacing w:after="40" w:before="0"/>
               <w:jc w:val="left"/>
             </w:pPr>
@@ -2138,6 +2206,7 @@
           </w:tcPr>
           <w:p>
             <w:pPr>
+              <w:keepNext w:val="false"/>
               <w:spacing w:after="40" w:before="0"/>
               <w:jc w:val="left"/>
             </w:pPr>
@@ -2157,6 +2226,7 @@
           </w:p>
           <w:p>
             <w:pPr>
+              <w:keepNext w:val="false"/>
               <w:spacing w:after="40" w:before="0"/>
               <w:jc w:val="left"/>
             </w:pPr>
@@ -2189,6 +2259,7 @@
           </w:tcPr>
           <w:p>
             <w:pPr>
+              <w:keepNext w:val="false"/>
               <w:spacing w:after="40" w:before="0"/>
               <w:jc w:val="left"/>
             </w:pPr>
@@ -2221,6 +2292,7 @@
           </w:tcPr>
           <w:p>
             <w:pPr>
+              <w:keepNext w:val="false"/>
               <w:spacing w:after="40" w:before="0"/>
               <w:jc w:val="left"/>
             </w:pPr>
@@ -2253,6 +2325,7 @@
           </w:tcPr>
           <w:p>
             <w:pPr>
+              <w:keepNext w:val="false"/>
               <w:spacing w:after="40" w:before="0"/>
               <w:jc w:val="left"/>
             </w:pPr>
@@ -2391,7 +2464,7 @@
         </w:rPr>
         <w:t xml:space="preserve">© 2026 SeaVuria and ARES. This work is licensed under a </w:t>
       </w:r>
-      <w:hyperlink w:history="1" r:id="rIdesqramf9yp2lj4k-swpbc">
+      <w:hyperlink w:history="1" r:id="rIdxtmvchcosn_wvge1lp7xv">
         <w:r>
           <w:rPr>
             <w:rFonts w:ascii="Arial" w:cs="Arial" w:eastAsia="Arial" w:hAnsi="Arial"/>
@@ -2411,7 +2484,7 @@
         </w:rPr>
         <w:t xml:space="preserve"> (</w:t>
       </w:r>
-      <w:hyperlink w:history="1" r:id="rIdysm3mt0uld3ucsfexp3rz">
+      <w:hyperlink w:history="1" r:id="rIdjnato0kbz78zdpolvruf1">
         <w:r>
           <w:rPr>
             <w:rFonts w:ascii="Arial" w:cs="Arial" w:eastAsia="Arial" w:hAnsi="Arial"/>
@@ -2431,7 +2504,7 @@
         </w:rPr>
         <w:t xml:space="preserve">). To view a copy of this license, visit </w:t>
       </w:r>
-      <w:hyperlink w:history="1" r:id="rIdrrqhjfie2dlvklxr9fhjv">
+      <w:hyperlink w:history="1" r:id="rIdw1iyh0dgm3mprd-8vvjnd">
         <w:r>
           <w:rPr>
             <w:rFonts w:ascii="Arial" w:cs="Arial" w:eastAsia="Arial" w:hAnsi="Arial"/>

--- a/data/outputs/v2/Maths/SS2.1_Similarity_and_Enlargement/Mathematics_Similarity_and_Enlargement_SummaryTable.docx
+++ b/data/outputs/v2/Maths/SS2.1_Similarity_and_Enlargement/Mathematics_Similarity_and_Enlargement_SummaryTable.docx
@@ -2464,7 +2464,7 @@
         </w:rPr>
         <w:t xml:space="preserve">© 2026 SeaVuria and ARES. This work is licensed under a </w:t>
       </w:r>
-      <w:hyperlink w:history="1" r:id="rIdxtmvchcosn_wvge1lp7xv">
+      <w:hyperlink w:history="1" r:id="rIdcxqspmp2eg4hrorwbvupz">
         <w:r>
           <w:rPr>
             <w:rFonts w:ascii="Arial" w:cs="Arial" w:eastAsia="Arial" w:hAnsi="Arial"/>
@@ -2484,7 +2484,7 @@
         </w:rPr>
         <w:t xml:space="preserve"> (</w:t>
       </w:r>
-      <w:hyperlink w:history="1" r:id="rIdjnato0kbz78zdpolvruf1">
+      <w:hyperlink w:history="1" r:id="rIdg4ucqyyfgnx7-a17u-3vj">
         <w:r>
           <w:rPr>
             <w:rFonts w:ascii="Arial" w:cs="Arial" w:eastAsia="Arial" w:hAnsi="Arial"/>
@@ -2504,7 +2504,7 @@
         </w:rPr>
         <w:t xml:space="preserve">). To view a copy of this license, visit </w:t>
       </w:r>
-      <w:hyperlink w:history="1" r:id="rIdw1iyh0dgm3mprd-8vvjnd">
+      <w:hyperlink w:history="1" r:id="rIdrzr_2izc_ykl31fi1ludg">
         <w:r>
           <w:rPr>
             <w:rFonts w:ascii="Arial" w:cs="Arial" w:eastAsia="Arial" w:hAnsi="Arial"/>
